--- a/项目详细设计报告/第二章.docx
+++ b/项目详细设计报告/第二章.docx
@@ -35,10 +35,10 @@
       </w:pPr>
       <w:r>
         <w:rPr>
-          <w:rFonts w:ascii="宋体" w:eastAsia="宋体" w:hAnsi="宋体" w:cs="Arial"/>
-          <w:sz w:val="24"/>
-        </w:rPr>
-        <w:t>本章基于本项目研发定位、核心功能指标与居家宠物陪护场景现存痛点，系统性阐述“灵眸伴宠”智能宠物陪伴机器人的整体架构体系、分层解耦设计逻辑、模块协同机制及全生命周期闭环运行原理。结合复杂室内居家场景适配要求、低成本智能化研发目标与学科竞赛工程化展示标准，明确系统层级划分、模块协同关系、数据交互机制与核心运行原理，为后续硬件电路精细化设计、软件算法轻量化开发、机械结构模块化集成及整机联调优化提供标准化、规范化的顶层设计支撑。通过科学的总体架构规划，实现系统软硬件高度适配、功能联动协同与工况稳定可靠，达成整机设计标准化、功能模块化、控制闭环化、运维简易化的核心工程目标。</w:t>
+          <w:rFonts w:ascii="宋体" w:eastAsia="宋体" w:hAnsi="宋体"/>
+          <w:sz w:val="24"/>
+        </w:rPr>
+        <w:t>本章结合本次伴宠机器人的研发目标、既定功能指标以及居家养宠场景的实际使用痛点，完成设备整体方案规划与顶层架构设计。结合居家室内复杂环境的使用要求、低成本硬件开发原则以及科创作品工程展示需求，明确系统层级划分、各模块配合方式、跨模块数据传输逻辑以及整机完整运行原理。本次总体方案设计能够为后续硬件电路细化设计、嵌入式软件程序开发、机械结构模块化加工以及整机软硬件联合调试提供完整的设计依据，同时提前规避嵌入式设备开发中普遍存在的模块耦合度高、功能互相干扰、后期维护升级不便等实际工程问题。</w:t>
       </w:r>
     </w:p>
     <w:p>
@@ -46,16 +46,16 @@
         <w:spacing w:before="120" w:after="120" w:line="288" w:lineRule="auto"/>
         <w:ind w:firstLineChars="200" w:firstLine="480"/>
         <w:rPr>
+          <w:rFonts w:ascii="宋体" w:eastAsia="宋体" w:hAnsi="宋体" w:hint="eastAsia"/>
+          <w:sz w:val="24"/>
+        </w:rPr>
+      </w:pPr>
+      <w:r>
+        <w:rPr>
           <w:rFonts w:ascii="宋体" w:eastAsia="宋体" w:hAnsi="宋体"/>
           <w:sz w:val="24"/>
         </w:rPr>
-      </w:pPr>
-      <w:r>
-        <w:rPr>
-          <w:rFonts w:ascii="宋体" w:eastAsia="宋体" w:hAnsi="宋体" w:cs="Arial"/>
-          <w:sz w:val="24"/>
-        </w:rPr>
-        <w:t>本章以低成本、高适配、高稳定性智能落地为核心导向，聚焦宠物独处陪护与远程精细化管护两大核心需求，搭建系统顶层设计框架，明确各功能模块的职责边界与协同逻辑，规避传统嵌入式系统高耦合、易冲突、迭代性差的缺陷，为项目全流程研发调试、功能迭代优化、多场景适配验证提供核心设计依据，保障设备长期稳定、自主智能运行。</w:t>
+        <w:t>本次系统设计以控制硬件成本、适配居家真实环境、保障设备长期稳定运行为基本原则，围绕宠物自主陪伴、室内障碍物巡检、手机远程管控三大实际功能需求搭建整体框架，明确各个硬件与软件模块的工作范围和联动方式。通过合理的顶层设计，让设备软硬件适配性更好，各功能模块配合更顺畅，整机控制逻辑形成闭环，方便后续调试与维护，最终保证机器人可以稳定适配居家宠物独处陪护的真实使用场景。</w:t>
       </w:r>
     </w:p>
     <w:p>
@@ -94,39 +94,24 @@
           <w:rFonts w:ascii="宋体" w:eastAsia="宋体" w:hAnsi="宋体" w:cs="Arial"/>
           <w:sz w:val="24"/>
         </w:rPr>
-        <w:t>本系统依托嵌入式智能设备分层模块化、解耦协同、闭环联动的先进设计理念，以STM32嵌入式主控芯片为整机决策与调度核心，围绕宠物自主智能陪护、居家环境安全巡检、移动端远程智能管控三大核心业务，构建“环境感知-智能决策-运动执行-人机交互-状态反馈”的全闭环智能控制体系。系统自上而下划分为硬件感知与执行层、软件控制与算法层、双向通信传输层三</w:t>
-      </w:r>
-      <w:proofErr w:type="gramStart"/>
+        <w:t>本次系统选用STM32单片机作为主控芯片，负责整机任务调度与控制指令输出，整体采用嵌入式设备常用的分层解耦设计思路。以宠物自主跟随避障、室内环境检测、手机远程监控操控为核心功能，搭建包含环境感知、主控决策、运动执行、人机交互、状态反馈的闭环控制系统。整套系统分为硬件感知执行层、软件算法控制层、无线通信传输层三大部分，三层结构各司其职、独立运行，依靠统一通信协议完成数据交互与指令联动，不会出现功能互相干扰的问题。</w:t>
+      </w:r>
+    </w:p>
+    <w:p>
+      <w:pPr>
+        <w:spacing w:before="120" w:after="120" w:line="288" w:lineRule="auto"/>
+        <w:ind w:firstLineChars="200" w:firstLine="480"/>
+        <w:rPr>
+          <w:rFonts w:ascii="宋体" w:eastAsia="宋体" w:hAnsi="宋体" w:cs="Arial" w:hint="eastAsia"/>
+          <w:sz w:val="24"/>
+        </w:rPr>
+      </w:pPr>
       <w:r>
         <w:rPr>
           <w:rFonts w:ascii="宋体" w:eastAsia="宋体" w:hAnsi="宋体" w:cs="Arial"/>
           <w:sz w:val="24"/>
         </w:rPr>
-        <w:t>大相互</w:t>
-      </w:r>
-      <w:proofErr w:type="gramEnd"/>
-      <w:r>
-        <w:rPr>
-          <w:rFonts w:ascii="宋体" w:eastAsia="宋体" w:hAnsi="宋体" w:cs="Arial"/>
-          <w:sz w:val="24"/>
-        </w:rPr>
-        <w:t>独立且深度协同的功能层级，各层级权责清晰、任务分区、运行隔离、联动同步，通过标准化数据交互协议与低耦合架构设计，有效解决传统嵌入式系统耦合度高、功能易冲突、迭代拓展困难等行业问题。该架构能够显著提升系统运行效率、响应实时性与整机稳定性，降低多模块协同运行的故障概率，简化设备调试与故障排查流程。同时，系统软硬件预留充足的性能、接口与结构拓展冗余，可适配家庭精细</w:t>
-      </w:r>
-      <w:proofErr w:type="gramStart"/>
-      <w:r>
-        <w:rPr>
-          <w:rFonts w:ascii="宋体" w:eastAsia="宋体" w:hAnsi="宋体" w:cs="Arial"/>
-          <w:sz w:val="24"/>
-        </w:rPr>
-        <w:t>化养宠</w:t>
-      </w:r>
-      <w:proofErr w:type="gramEnd"/>
-      <w:r>
-        <w:rPr>
-          <w:rFonts w:ascii="宋体" w:eastAsia="宋体" w:hAnsi="宋体" w:cs="Arial"/>
-          <w:sz w:val="24"/>
-        </w:rPr>
-        <w:t>、竞赛成果展示、复杂场景稳定性测试及后期功能迭代升级等多元应用场景，具备优异的工程实用性、场景适配性与功能可拓展性。</w:t>
+        <w:t>分层解耦的结构设计可以有效减少模块间的耦合干扰，降低多任务同时运行时的程序报错概率，也能简化后续设备故障排查和功能升级的流程。本次设计在硬件接口、机械结构和软件程序中都预留了拓展空间，既能满足日常居家陪护的基础使用需求，也可以适配科创比赛现场演示、长时间稳定性压力测试等场景，整体架构实用性和可拓展性较强。系统总体架构如图2所示。</w:t>
       </w:r>
     </w:p>
     <w:p>
@@ -265,32 +250,16 @@
         <w:spacing w:before="120" w:after="120" w:line="288" w:lineRule="auto"/>
         <w:ind w:firstLineChars="200" w:firstLine="480"/>
         <w:rPr>
+          <w:rFonts w:ascii="宋体" w:eastAsia="宋体" w:hAnsi="宋体" w:hint="eastAsia"/>
+          <w:sz w:val="24"/>
+        </w:rPr>
+      </w:pPr>
+      <w:r>
+        <w:rPr>
           <w:rFonts w:ascii="宋体" w:eastAsia="宋体" w:hAnsi="宋体"/>
           <w:sz w:val="24"/>
         </w:rPr>
-      </w:pPr>
-      <w:r>
-        <w:rPr>
-          <w:rFonts w:ascii="宋体" w:eastAsia="宋体" w:hAnsi="宋体" w:cs="Arial"/>
-          <w:sz w:val="24"/>
-        </w:rPr>
-        <w:t>本系统采用三层解耦分层架构，各层级具备独立运行机制、明确功能定位、专</w:t>
-      </w:r>
-      <w:proofErr w:type="gramStart"/>
-      <w:r>
-        <w:rPr>
-          <w:rFonts w:ascii="宋体" w:eastAsia="宋体" w:hAnsi="宋体" w:cs="Arial"/>
-          <w:sz w:val="24"/>
-        </w:rPr>
-        <w:t>属任务</w:t>
-      </w:r>
-      <w:proofErr w:type="gramEnd"/>
-      <w:r>
-        <w:rPr>
-          <w:rFonts w:ascii="宋体" w:eastAsia="宋体" w:hAnsi="宋体" w:cs="Arial"/>
-          <w:sz w:val="24"/>
-        </w:rPr>
-        <w:t>调度逻辑与独立资源分配体系，依托标准化软硬件接口与统一数据传输协议，实现跨层级高效数据互通与精准指令联动，构建“硬件感知-算法决策-通信传输”的全链路闭环运行体系。该分层设计模式既可保障单一层级高效、精准、低故障独立运行，又可实现多模块互补赋能、协同联动，全面支撑机器人智能化、自主化、高稳定、低延迟运行，精准适配复杂居家场景下的宠物陪护与智能管护需求。</w:t>
+        <w:t>整套系统分为三层独立结构，每一层都有对应的运行逻辑、任务调度方式和硬件资源分配方案，各层级通过标准接口完成数据交换与指令传输，形成从环境数据采集、主控算法决策到通信数据传输的完整工作链路。分层设计可以保证每一层都能独立稳定工作，同时各模块之间可以相互配合，能够适应居家环境光线变化、杂物杂乱、宠物无规律活动等复杂工况，保证机器人运行平稳、指令响应及时。</w:t>
       </w:r>
     </w:p>
     <w:p>
@@ -327,29 +296,11 @@
       </w:pPr>
       <w:r>
         <w:rPr>
-          <w:rFonts w:ascii="宋体" w:eastAsia="宋体" w:hAnsi="宋体" w:cs="Arial"/>
-          <w:sz w:val="24"/>
-          <w:szCs w:val="28"/>
-        </w:rPr>
-        <w:t>硬件感知与执行层是整套智能系统的物理载体、环境感知终端与功能执行终端，是软件算法决策、智能逻辑运算、远程控制指令落地的硬件基础，直接决定设备感知精度、运行稳定性、功能完整性与人宠交互品质。本层级主要承担居家全域环境感知、宠物目标精准检测与动态追踪、设备自主智能运动、人宠柔性交互、整机稳压供电、硬件全维度</w:t>
-      </w:r>
-      <w:proofErr w:type="gramStart"/>
-      <w:r>
-        <w:rPr>
-          <w:rFonts w:ascii="宋体" w:eastAsia="宋体" w:hAnsi="宋体" w:cs="Arial"/>
-          <w:sz w:val="24"/>
-          <w:szCs w:val="28"/>
-        </w:rPr>
-        <w:t>自检六大</w:t>
-      </w:r>
-      <w:proofErr w:type="gramEnd"/>
-      <w:r>
-        <w:rPr>
-          <w:rFonts w:ascii="宋体" w:eastAsia="宋体" w:hAnsi="宋体" w:cs="Arial"/>
-          <w:sz w:val="24"/>
-          <w:szCs w:val="28"/>
-        </w:rPr>
-        <w:t>核心功能，集成STM32主控核心、多传感器融合感知、差分运动控制、双模无线通信、柔性声光交互、智能电源管理六大标准化硬件模块。配合轻量化、圆润化、防磕碰的一体化机械结构，实现各模块规整布局、牢固固定与防震防尘防护，为系统全场景适配、长时间不间断、低故障稳定运行提供坚实的硬件与结构支撑。</w:t>
+          <w:rFonts w:ascii="宋体" w:eastAsia="宋体" w:hAnsi="宋体"/>
+          <w:sz w:val="24"/>
+          <w:szCs w:val="28"/>
+        </w:rPr>
+        <w:t>硬件感知与执行层是机器人的物理载体，也是所有控制指令最终执行的硬件终端。上层软件算法做出的决策、手机下发的远程操控指令，都需要依靠硬件模块完成实际动作，硬件性能直接决定设备检测精度、运行稳定性和人宠交互效果。该层级集成主控模块、多传感器检测模块、底盘电机驱动模块、无线通信模块、声光交互模块以及电源管理模块，搭配圆弧防护机身，对内部硬件起到固定、减震和防尘防护作用，保障设备可以长时间稳定运行。</w:t>
       </w:r>
     </w:p>
     <w:p>
@@ -357,27 +308,27 @@
         <w:spacing w:before="120" w:after="120" w:line="288" w:lineRule="auto"/>
         <w:ind w:firstLineChars="200" w:firstLine="480"/>
         <w:rPr>
+          <w:rFonts w:ascii="宋体" w:eastAsia="宋体" w:hAnsi="宋体" w:hint="eastAsia"/>
+          <w:sz w:val="24"/>
+          <w:szCs w:val="28"/>
+        </w:rPr>
+      </w:pPr>
+      <w:r>
+        <w:rPr>
           <w:rFonts w:ascii="宋体" w:eastAsia="宋体" w:hAnsi="宋体"/>
           <w:sz w:val="24"/>
           <w:szCs w:val="28"/>
         </w:rPr>
-      </w:pPr>
-      <w:r>
-        <w:rPr>
-          <w:rFonts w:ascii="宋体" w:eastAsia="宋体" w:hAnsi="宋体" w:cs="Arial"/>
-          <w:sz w:val="24"/>
-          <w:szCs w:val="28"/>
-        </w:rPr>
-        <w:t>本层级严格遵循“全域感知-数据上传-智能决策-指令执行-状态自检-安全</w:t>
-      </w:r>
-      <w:r>
-        <w:rPr>
-          <w:rFonts w:ascii="宋体" w:eastAsia="宋体" w:hAnsi="宋体" w:cs="Arial"/>
+        <w:t>硬件层按照数据采集、上传分析、接收指令、执行动作、状态自检、故障防护的流程循环工作。机身搭载多组传感器，实时采集宠物位置、障碍物距离、室内环境等原始数据，上传至主控芯片完成滤波降噪和数据融合处理。主控根据处理后的环境数据输出控制信号，驱动底盘电机、声光提示模块、内置投喂机构完成移动、转向、灯光提醒、语音互动和零食投放等动作。设备运行</w:t>
+      </w:r>
+      <w:r>
+        <w:rPr>
+          <w:rFonts w:ascii="宋体" w:eastAsia="宋体" w:hAnsi="宋体"/>
           <w:sz w:val="24"/>
           <w:szCs w:val="28"/>
         </w:rPr>
         <w:lastRenderedPageBreak/>
-        <w:t>防护”的闭环运行逻辑：通过机身环形分布式传感器阵列，全天候低功耗采集宠物图像特征、机宠间距、居家障碍物分布、地面平整度等多维环境数据，上传至主控完成数据清洗、滤波降噪、融合处理与特征提取；精准接收上层软件算法层下发的决策指令与精细化控制参数，高精度驱动底盘行进转向、声光氛围交互、隐藏式伸缩喂食机构完成标准化动作执行。同时，硬件系统实时监测设备电量、模块工况、通信状态、电机负载、机身姿态等核心参数，精准识别线路故障、模块离线、通信断连、电机堵转等安全隐患，自动触发硬件自检、声光预警与多级安全保护机制，保障系统长效安全稳定运行，为上层算法精准决策提供可靠的数据支撑。</w:t>
+        <w:t>过程中，硬件模块会实时回传工作电压、电机负载、通信信号强度等运行参数，系统据此判断整机工作状态，遇到线路故障、模块离线、电机堵转等问题时，及时启动硬件保护和本地声光报警，保障设备运行安全。</w:t>
       </w:r>
     </w:p>
     <w:p>
@@ -414,47 +365,11 @@
       </w:pPr>
       <w:r>
         <w:rPr>
-          <w:rFonts w:ascii="宋体" w:eastAsia="宋体" w:hAnsi="宋体" w:cs="Arial"/>
-          <w:sz w:val="24"/>
-          <w:szCs w:val="28"/>
-        </w:rPr>
-        <w:t>软件控制与算法层是设备实现自主智能决策、宠物精细化管护、人性化人机</w:t>
-      </w:r>
-      <w:proofErr w:type="gramStart"/>
-      <w:r>
-        <w:rPr>
-          <w:rFonts w:ascii="宋体" w:eastAsia="宋体" w:hAnsi="宋体" w:cs="Arial"/>
-          <w:sz w:val="24"/>
-          <w:szCs w:val="28"/>
-        </w:rPr>
-        <w:t>宠</w:t>
-      </w:r>
-      <w:proofErr w:type="gramEnd"/>
-      <w:r>
-        <w:rPr>
-          <w:rFonts w:ascii="宋体" w:eastAsia="宋体" w:hAnsi="宋体" w:cs="Arial"/>
-          <w:sz w:val="24"/>
-          <w:szCs w:val="28"/>
-        </w:rPr>
-        <w:t>交互的核心中枢，直接决定设备智能化水平、运行流畅度与用户使用体验。本层级由机器人端嵌入式控制软件与手机端人机交互APP软件两大体系构成，双端独立运行、深度协同、闭环联动。整体采用分层解耦、模块化编程、低功耗调度、高实时响应的设计思路，有效改善传统嵌入式程序高耦合、逻辑繁杂、维护成本高、资源利用率低的缺陷，降低软件开发与调试难度，提升代码复用率、系统稳定性与任务执行效率。同时预留充足的软件接口、逻辑冗余</w:t>
-      </w:r>
-      <w:proofErr w:type="gramStart"/>
-      <w:r>
-        <w:rPr>
-          <w:rFonts w:ascii="宋体" w:eastAsia="宋体" w:hAnsi="宋体" w:cs="Arial"/>
-          <w:sz w:val="24"/>
-          <w:szCs w:val="28"/>
-        </w:rPr>
-        <w:t>与算力</w:t>
-      </w:r>
-      <w:proofErr w:type="gramEnd"/>
-      <w:r>
-        <w:rPr>
-          <w:rFonts w:ascii="宋体" w:eastAsia="宋体" w:hAnsi="宋体" w:cs="Arial"/>
-          <w:sz w:val="24"/>
-          <w:szCs w:val="28"/>
-        </w:rPr>
-        <w:t>余量，支持后续算法优化、功能迭代与硬件适配升级，具备良好的可维护性与可拓展性。</w:t>
+          <w:rFonts w:ascii="宋体" w:eastAsia="宋体" w:hAnsi="宋体"/>
+          <w:sz w:val="24"/>
+          <w:szCs w:val="28"/>
+        </w:rPr>
+        <w:t>软件控制与算法层是机器人实现自主智能运行的核心中枢，直接影响设备决策准确度、运行平稳度和人机交互体验。该层分为机器人下位机控制程序和手机上位机APP程序两部分，两套程序独立运行，依靠无线通信实现数据同步和指令交互。本次软件开发采用模块化编程方式，拆分各个独立功能代码，降低程序耦合度，解决传统嵌入式程序逻辑繁琐、调试难度大、代码复用率低的问题，同时预留程序拓展接口，方便后续优化算法参数和新增设备功能。</w:t>
       </w:r>
     </w:p>
     <w:p>
@@ -469,100 +384,11 @@
       </w:pPr>
       <w:r>
         <w:rPr>
-          <w:rFonts w:ascii="宋体" w:eastAsia="宋体" w:hAnsi="宋体" w:cs="Arial"/>
-          <w:sz w:val="24"/>
-          <w:szCs w:val="28"/>
-        </w:rPr>
-        <w:t xml:space="preserve">1. </w:t>
-      </w:r>
-      <w:r>
-        <w:rPr>
-          <w:rFonts w:ascii="宋体" w:eastAsia="宋体" w:hAnsi="宋体" w:cs="Arial"/>
-          <w:b/>
-          <w:sz w:val="24"/>
-          <w:szCs w:val="28"/>
-        </w:rPr>
-        <w:t>机器人端软件</w:t>
-      </w:r>
-      <w:r>
-        <w:rPr>
-          <w:rFonts w:ascii="宋体" w:eastAsia="宋体" w:hAnsi="宋体" w:cs="Arial"/>
-          <w:sz w:val="24"/>
-          <w:szCs w:val="28"/>
-        </w:rPr>
-        <w:t>：基于Keil MDK 5.x开发环境与标准C语言开发，深度适配STM32单片机</w:t>
-      </w:r>
-      <w:proofErr w:type="gramStart"/>
-      <w:r>
-        <w:rPr>
-          <w:rFonts w:ascii="宋体" w:eastAsia="宋体" w:hAnsi="宋体" w:cs="Arial"/>
-          <w:sz w:val="24"/>
-          <w:szCs w:val="28"/>
-        </w:rPr>
-        <w:t>低算力</w:t>
-      </w:r>
-      <w:proofErr w:type="gramEnd"/>
-      <w:r>
-        <w:rPr>
-          <w:rFonts w:ascii="宋体" w:eastAsia="宋体" w:hAnsi="宋体" w:cs="Arial"/>
-          <w:sz w:val="24"/>
-          <w:szCs w:val="28"/>
-        </w:rPr>
-        <w:t>、低功耗运行特性，自下而上分为底层硬件驱动层、核心智能算法层、业务功能应用层三大递进模块，层级逻辑清晰、权责明确、数据流转有序。底层驱动</w:t>
-      </w:r>
-      <w:proofErr w:type="gramStart"/>
-      <w:r>
-        <w:rPr>
-          <w:rFonts w:ascii="宋体" w:eastAsia="宋体" w:hAnsi="宋体" w:cs="Arial"/>
-          <w:sz w:val="24"/>
-          <w:szCs w:val="28"/>
-        </w:rPr>
-        <w:t>层负责</w:t>
-      </w:r>
-      <w:proofErr w:type="gramEnd"/>
-      <w:r>
-        <w:rPr>
-          <w:rFonts w:ascii="宋体" w:eastAsia="宋体" w:hAnsi="宋体" w:cs="Arial"/>
-          <w:sz w:val="24"/>
-          <w:szCs w:val="28"/>
-        </w:rPr>
-        <w:t>全机硬件初始化、参数校准、数据滤波采集、资源调度与异常复位，保障硬件稳定上电与常态待机；核心</w:t>
-      </w:r>
-      <w:proofErr w:type="gramStart"/>
-      <w:r>
-        <w:rPr>
-          <w:rFonts w:ascii="宋体" w:eastAsia="宋体" w:hAnsi="宋体" w:cs="Arial"/>
-          <w:sz w:val="24"/>
-          <w:szCs w:val="28"/>
-        </w:rPr>
-        <w:t>算法层轻量化</w:t>
-      </w:r>
-      <w:proofErr w:type="gramEnd"/>
-      <w:r>
-        <w:rPr>
-          <w:rFonts w:ascii="宋体" w:eastAsia="宋体" w:hAnsi="宋体" w:cs="Arial"/>
-          <w:sz w:val="24"/>
-          <w:szCs w:val="28"/>
-        </w:rPr>
-        <w:t>部署多传感器融合、宠物柔性跟随、动态避障、PID闭环控制等核心算法，是设备摆脱机械运行、实现自主智能化的核心支撑；业务应用层承担远程指令解析、设备状态管控、故障</w:t>
-      </w:r>
-      <w:proofErr w:type="gramStart"/>
-      <w:r>
-        <w:rPr>
-          <w:rFonts w:ascii="宋体" w:eastAsia="宋体" w:hAnsi="宋体" w:cs="Arial"/>
-          <w:sz w:val="24"/>
-          <w:szCs w:val="28"/>
-        </w:rPr>
-        <w:t>研</w:t>
-      </w:r>
-      <w:proofErr w:type="gramEnd"/>
-      <w:r>
-        <w:rPr>
-          <w:rFonts w:ascii="宋体" w:eastAsia="宋体" w:hAnsi="宋体" w:cs="Arial"/>
-          <w:sz w:val="24"/>
-          <w:szCs w:val="28"/>
-        </w:rPr>
-        <w:t>判、数据上传、低功耗调度等核心工作，实现设备无人值守式全自动智能管控。</w:t>
+          <w:rFonts w:ascii="宋体" w:eastAsia="宋体" w:hAnsi="宋体"/>
+          <w:sz w:val="24"/>
+          <w:szCs w:val="28"/>
+        </w:rPr>
+        <w:t>机器人下位机程序基于Keil MDK平台使用C语言编写，程序架构贴合STM32单片机低算力、低功耗的硬件特点，整体分为底层驱动、中层算法、上层业务三个部分。底层驱动程序主要负责设备上电后所有硬件初始化、传感器参数校准和原始数据预处理，保证硬件可以正常待机工作；中层算法程序搭载本次设计优化的传感器数据融合、宠物自适应跟随、柔性避障、PID电机闭环控制等核心算法，依靠算法实现机器人脱离人工操控的自主运行；上层业务程序主要负责解析远程控制指令、监测整机故障、同步设备运行数据，同时动态调节整机功耗，实现设备无人值守全自动运行。</w:t>
       </w:r>
     </w:p>
     <w:p>
@@ -570,80 +396,18 @@
         <w:spacing w:before="120" w:after="120" w:line="288" w:lineRule="auto"/>
         <w:ind w:firstLineChars="200" w:firstLine="480"/>
         <w:rPr>
+          <w:rFonts w:ascii="宋体" w:eastAsia="宋体" w:hAnsi="宋体" w:hint="eastAsia"/>
+          <w:sz w:val="24"/>
+          <w:szCs w:val="28"/>
+        </w:rPr>
+      </w:pPr>
+      <w:r>
+        <w:rPr>
           <w:rFonts w:ascii="宋体" w:eastAsia="宋体" w:hAnsi="宋体"/>
           <w:sz w:val="24"/>
           <w:szCs w:val="28"/>
         </w:rPr>
-      </w:pPr>
-      <w:r>
-        <w:rPr>
-          <w:rFonts w:ascii="宋体" w:eastAsia="宋体" w:hAnsi="宋体" w:cs="Arial"/>
-          <w:sz w:val="24"/>
-          <w:szCs w:val="28"/>
-        </w:rPr>
-        <w:t xml:space="preserve">2. </w:t>
-      </w:r>
-      <w:r>
-        <w:rPr>
-          <w:rFonts w:ascii="宋体" w:eastAsia="宋体" w:hAnsi="宋体" w:cs="Arial"/>
-          <w:b/>
-          <w:sz w:val="24"/>
-          <w:szCs w:val="28"/>
-        </w:rPr>
-        <w:t>手机端APP软件</w:t>
-      </w:r>
-      <w:r>
-        <w:rPr>
-          <w:rFonts w:ascii="宋体" w:eastAsia="宋体" w:hAnsi="宋体" w:cs="Arial"/>
-          <w:sz w:val="24"/>
-          <w:szCs w:val="28"/>
-        </w:rPr>
-        <w:t>：采用Android Studio原生开发与Flutter跨平台开发相结合的混合开发模式，兼顾运行稳定性与设备兼容性，可适配安卓、IOS主流移动设备，具备运行流畅、资源占用低、启动速度快、无闪退卡顿等优势。软件自上而下分为界面可视化交互层、双向数据处理层、网络通信连接层三大解耦层级，联动高效、逻辑规范。界面交互层为全年龄段用户提供简洁直观、操作便捷的可视化交互界面，降低人机交互门槛；通信连接层搭建稳定加</w:t>
-      </w:r>
-      <w:r>
-        <w:rPr>
-          <w:rFonts w:ascii="宋体" w:eastAsia="宋体" w:hAnsi="宋体" w:cs="Arial"/>
-          <w:sz w:val="24"/>
-          <w:szCs w:val="28"/>
-        </w:rPr>
-        <w:lastRenderedPageBreak/>
-        <w:t>密、低延迟、强抗干扰的双向通信链路，保障设备与移动</w:t>
-      </w:r>
-      <w:proofErr w:type="gramStart"/>
-      <w:r>
-        <w:rPr>
-          <w:rFonts w:ascii="宋体" w:eastAsia="宋体" w:hAnsi="宋体" w:cs="Arial"/>
-          <w:sz w:val="24"/>
-          <w:szCs w:val="28"/>
-        </w:rPr>
-        <w:t>端持续</w:t>
-      </w:r>
-      <w:proofErr w:type="gramEnd"/>
-      <w:r>
-        <w:rPr>
-          <w:rFonts w:ascii="宋体" w:eastAsia="宋体" w:hAnsi="宋体" w:cs="Arial"/>
-          <w:sz w:val="24"/>
-          <w:szCs w:val="28"/>
-        </w:rPr>
-        <w:t>在线；数据处理</w:t>
-      </w:r>
-      <w:proofErr w:type="gramStart"/>
-      <w:r>
-        <w:rPr>
-          <w:rFonts w:ascii="宋体" w:eastAsia="宋体" w:hAnsi="宋体" w:cs="Arial"/>
-          <w:sz w:val="24"/>
-          <w:szCs w:val="28"/>
-        </w:rPr>
-        <w:t>层完成</w:t>
-      </w:r>
-      <w:proofErr w:type="gramEnd"/>
-      <w:r>
-        <w:rPr>
-          <w:rFonts w:ascii="宋体" w:eastAsia="宋体" w:hAnsi="宋体" w:cs="Arial"/>
-          <w:sz w:val="24"/>
-          <w:szCs w:val="28"/>
-        </w:rPr>
-        <w:t>设备回传数据的解析、滤波、缓存与可视化展示，同时标准化生成控制指令，构建远程智能管控与宠物精细化照护闭环。</w:t>
+        <w:t>手机端APP采用原生开发结合跨平台开发的方式进行编写，兼顾软件运行稳定性和系统兼容性，可适配市面上主流安卓与iOS手机，软件占用内存小、启动速度快，后台长时间运行也不会出现闪退、卡顿问题。APP同样采用分层设计，分为前端交互界面、后端数据处理、网络通信三个模块。前端界面操作简洁直观，降低普通用户的使用门槛；后端负责解析机器人传回的设备状态数据和视频画面，同时规范手机下发的控制指令格式；网络通信模块维持手机与机器人之间的连接稳定，保证双向数据传输正常，最终实现远程看护与设备管控。</w:t>
       </w:r>
     </w:p>
     <w:p>
@@ -680,29 +444,11 @@
       </w:pPr>
       <w:r>
         <w:rPr>
-          <w:rFonts w:ascii="宋体" w:eastAsia="宋体" w:hAnsi="宋体" w:cs="Arial"/>
-          <w:sz w:val="24"/>
-          <w:szCs w:val="28"/>
-        </w:rPr>
-        <w:t>本系统搭载ESP8266/ESP32高性能双模通信模组，搭建Wi-Fi局域网联网+BLE</w:t>
-      </w:r>
-      <w:proofErr w:type="gramStart"/>
-      <w:r>
-        <w:rPr>
-          <w:rFonts w:ascii="宋体" w:eastAsia="宋体" w:hAnsi="宋体" w:cs="Arial"/>
-          <w:sz w:val="24"/>
-          <w:szCs w:val="28"/>
-        </w:rPr>
-        <w:t>蓝牙近场</w:t>
-      </w:r>
-      <w:proofErr w:type="gramEnd"/>
-      <w:r>
-        <w:rPr>
-          <w:rFonts w:ascii="宋体" w:eastAsia="宋体" w:hAnsi="宋体" w:cs="Arial"/>
-          <w:sz w:val="24"/>
-          <w:szCs w:val="28"/>
-        </w:rPr>
-        <w:t>通信的双通道双向传输链路，构建高实时、高稳定、高安全、低功耗、强抗干扰的数据传输体系。通信传输层是衔接机器人本体与手机APP的核心枢纽，覆盖设备上电启动、待机巡检、自主陪护、远程操控、异常预警、低功耗休眠全运行周期，是实现人机实时交互、远程精细化管护、设备数据同步的核心基础，其性能直接决定远程操控流畅度、视频传输清晰度与整体交互可靠性。</w:t>
+          <w:rFonts w:ascii="宋体" w:eastAsia="宋体" w:hAnsi="宋体"/>
+          <w:sz w:val="24"/>
+          <w:szCs w:val="28"/>
+        </w:rPr>
+        <w:t>本次系统选用ESP8266无线通信模块，支持Wi-Fi远距离通信和蓝牙近距离配对两种通信模式，分别满足日常远程看护和现场近距离调试两种使用需求。通信层作为机器人和手机APP的数据传输通道，覆盖设备待机、自主陪护、远程操控、故障报警、低功耗休眠全部工作流程，通信延迟与连接稳定性，直接决定远程操控手感和实时视频画面的流畅程度。</w:t>
       </w:r>
     </w:p>
     <w:p>
@@ -710,54 +456,19 @@
         <w:spacing w:before="120" w:after="120" w:line="288" w:lineRule="auto"/>
         <w:ind w:firstLineChars="200" w:firstLine="480"/>
         <w:rPr>
+          <w:rFonts w:ascii="宋体" w:eastAsia="宋体" w:hAnsi="宋体" w:hint="eastAsia"/>
+          <w:sz w:val="24"/>
+          <w:szCs w:val="28"/>
+        </w:rPr>
+      </w:pPr>
+      <w:r>
+        <w:rPr>
           <w:rFonts w:ascii="宋体" w:eastAsia="宋体" w:hAnsi="宋体"/>
           <w:sz w:val="24"/>
           <w:szCs w:val="28"/>
         </w:rPr>
-      </w:pPr>
-      <w:r>
-        <w:rPr>
-          <w:rFonts w:ascii="宋体" w:eastAsia="宋体" w:hAnsi="宋体" w:cs="Arial"/>
-          <w:sz w:val="24"/>
-          <w:szCs w:val="28"/>
-        </w:rPr>
-        <w:t>本层级主要涵盖双向数据传输、通信状态自检、网络异常容错适配三大功能模块：上行链路实时上传机器人高清视频流、环境感知数据、设备运行模式、剩余电量、传感器工况等核心运行信息；下行链路精准接收并校验解析移动端下发的远程操控、参数配置、功能启停、远程投喂、设备复位等各类控制指令。系统底层内置自动重连、定时心跳检测、离线数据缓存续传、轻量化数据加密</w:t>
-      </w:r>
-      <w:proofErr w:type="gramStart"/>
-      <w:r>
-        <w:rPr>
-          <w:rFonts w:ascii="宋体" w:eastAsia="宋体" w:hAnsi="宋体" w:cs="Arial"/>
-          <w:sz w:val="24"/>
-          <w:szCs w:val="28"/>
-        </w:rPr>
-        <w:t>校验四</w:t>
-      </w:r>
-      <w:proofErr w:type="gramEnd"/>
-      <w:r>
-        <w:rPr>
-          <w:rFonts w:ascii="宋体" w:eastAsia="宋体" w:hAnsi="宋体" w:cs="Arial"/>
-          <w:sz w:val="24"/>
-          <w:szCs w:val="28"/>
-        </w:rPr>
-        <w:t>大容错机制，可有效应对家庭网络波动、瞬时断连、信号干扰、路由拥堵等复杂网络工况，保障双向通信稳定、数据完整、指令准确、</w:t>
-      </w:r>
-      <w:proofErr w:type="gramStart"/>
-      <w:r>
-        <w:rPr>
-          <w:rFonts w:ascii="宋体" w:eastAsia="宋体" w:hAnsi="宋体" w:cs="Arial"/>
-          <w:sz w:val="24"/>
-          <w:szCs w:val="28"/>
-        </w:rPr>
-        <w:t>交互无</w:t>
-      </w:r>
-      <w:proofErr w:type="gramEnd"/>
-      <w:r>
-        <w:rPr>
-          <w:rFonts w:ascii="宋体" w:eastAsia="宋体" w:hAnsi="宋体" w:cs="Arial"/>
-          <w:sz w:val="24"/>
-          <w:szCs w:val="28"/>
-        </w:rPr>
-        <w:t>滞后。经多场景实测优化，整机指令交互延迟稳定控制在200ms以内，可有效规避远程操控卡顿、画面滞后、指令失效等问题，保障人机交互全程稳定流畅。</w:t>
+        <w:lastRenderedPageBreak/>
+        <w:t>通信模块主要完成两类数据传输工作，一是向上传输机器人实时画面、剩余电量、运行模式、硬件工作状态等数据，方便用户远程查看设备和宠物实时情况；二是向下接收手机下发的移动操控、参数修改、功能启停等指令，校验无误后转发至主控芯片执行对应操作。考虑到家庭网络容易出现短暂波动、无线信号干扰等问题，通信程序加入心跳检测、自动重连、离线数据缓存、数据校验四重容错机制，减少网络波动带来的指令丢失、画面卡顿、设备掉线问题。经过多次实地调试，整套通信链路平均指令延迟控制在200ms以内，能够满足日常远程实时操控需求。</w:t>
       </w:r>
     </w:p>
     <w:p>
@@ -787,28 +498,18 @@
         <w:spacing w:before="120" w:after="120" w:line="288" w:lineRule="auto"/>
         <w:ind w:firstLineChars="200" w:firstLine="480"/>
         <w:rPr>
-          <w:rFonts w:ascii="宋体" w:eastAsia="宋体" w:hAnsi="宋体"/>
-          <w:sz w:val="24"/>
-          <w:szCs w:val="28"/>
-        </w:rPr>
-      </w:pPr>
-      <w:proofErr w:type="gramStart"/>
-      <w:r>
-        <w:rPr>
           <w:rFonts w:ascii="宋体" w:eastAsia="宋体" w:hAnsi="宋体" w:cs="Arial"/>
           <w:sz w:val="24"/>
           <w:szCs w:val="28"/>
         </w:rPr>
-        <w:t>本设备</w:t>
-      </w:r>
-      <w:proofErr w:type="gramEnd"/>
+      </w:pPr>
       <w:r>
         <w:rPr>
           <w:rFonts w:ascii="宋体" w:eastAsia="宋体" w:hAnsi="宋体" w:cs="Arial"/>
           <w:sz w:val="24"/>
           <w:szCs w:val="28"/>
         </w:rPr>
-        <w:t>采用“上电自检-低功耗待机-全域环境感知-智能目标识别-自主陪护运行-远程双向交互-全维度异常防护”的标准化闭环工作流程，各环节有序衔接、并行联动、智能自适应切换，全程无需人工值守干预，可实现7×24小时低功耗、自主化、智能化稳定运行，精准适配用户上班、差旅、长期离家等宠物独处陪护核心场景，整体运行逻辑严谨、响应高效、容错性强、稳定性优异。</w:t>
+        <w:t>机器人完整工作流程分为上电自检、低功耗待机、环境扫描、宠物目标识别、自主跟随陪护、远程交互、故障防护七个环节，各环节衔接顺畅，设备可根据室内环境变化和宠物活动状态自动切换运行模式，全程无需人工持续干预，适合用户上班、短途出差等宠物长时间居家独处的场景。</w:t>
       </w:r>
     </w:p>
     <w:p>
@@ -816,45 +517,18 @@
         <w:spacing w:before="120" w:after="120" w:line="288" w:lineRule="auto"/>
         <w:ind w:firstLineChars="200" w:firstLine="480"/>
         <w:rPr>
-          <w:rFonts w:ascii="宋体" w:eastAsia="宋体" w:hAnsi="宋体"/>
-          <w:sz w:val="24"/>
-          <w:szCs w:val="28"/>
-        </w:rPr>
-      </w:pPr>
-      <w:r>
-        <w:rPr>
           <w:rFonts w:ascii="宋体" w:eastAsia="宋体" w:hAnsi="宋体" w:cs="Arial"/>
           <w:sz w:val="24"/>
           <w:szCs w:val="28"/>
         </w:rPr>
-        <w:t>设备上电启动后，自动完成全机硬件初始化、运行参数复位校准与整机全维度状态自检，逐一对主控、视觉传感器、超声红外检测单元、无线通信模块、电机驱动、电源系统、声光交互模块的运行工况进行校验，精准排查焊接故障、线路异常、参数偏差、模块松动等基础性问题。确认整机工况正常、参数校准无误后，设备自动切换至低功耗待机模式，关闭高功耗冗余功能，降低</w:t>
-      </w:r>
+      </w:pPr>
       <w:r>
         <w:rPr>
           <w:rFonts w:ascii="宋体" w:eastAsia="宋体" w:hAnsi="宋体" w:cs="Arial"/>
           <w:sz w:val="24"/>
           <w:szCs w:val="28"/>
         </w:rPr>
-        <w:lastRenderedPageBreak/>
-        <w:t>空载能耗。随后启动多线程并行运行机制，在不占用主控</w:t>
-      </w:r>
-      <w:proofErr w:type="gramStart"/>
-      <w:r>
-        <w:rPr>
-          <w:rFonts w:ascii="宋体" w:eastAsia="宋体" w:hAnsi="宋体" w:cs="Arial"/>
-          <w:sz w:val="24"/>
-          <w:szCs w:val="28"/>
-        </w:rPr>
-        <w:t>核心算力的</w:t>
-      </w:r>
-      <w:proofErr w:type="gramEnd"/>
-      <w:r>
-        <w:rPr>
-          <w:rFonts w:ascii="宋体" w:eastAsia="宋体" w:hAnsi="宋体" w:cs="Arial"/>
-          <w:sz w:val="24"/>
-          <w:szCs w:val="28"/>
-        </w:rPr>
-        <w:t>前提下，同步开启全域环境采集与宠物智能识别程序，依托多传感器协同感知技术，全方位采集居家环境与宠物动态数据，实现场景状态与目标信息的实时更新。</w:t>
+        <w:t>设备上电后首先启动整机自检程序，依次完成主控、视觉模块、无线模块、电机驱动、电源等外设初始化与工况检测，自动校准运动参数与传感器检测参数，提前排查线路接触不良、模块工作异常等硬件故障。自检无异常后设备进入低功耗待机模式，关闭高功耗外设降低空载耗电，同时后台持续运行环境扫描程序，实时监测室内是否出现宠物目标。</w:t>
       </w:r>
     </w:p>
     <w:p>
@@ -862,54 +536,18 @@
         <w:spacing w:before="120" w:after="120" w:line="288" w:lineRule="auto"/>
         <w:ind w:firstLineChars="200" w:firstLine="480"/>
         <w:rPr>
-          <w:rFonts w:ascii="宋体" w:eastAsia="宋体" w:hAnsi="宋体"/>
-          <w:sz w:val="24"/>
-          <w:szCs w:val="28"/>
-        </w:rPr>
-      </w:pPr>
-      <w:r>
-        <w:rPr>
           <w:rFonts w:ascii="宋体" w:eastAsia="宋体" w:hAnsi="宋体" w:cs="Arial"/>
           <w:sz w:val="24"/>
           <w:szCs w:val="28"/>
         </w:rPr>
-        <w:t>待机感知阶段，若未检测到有效宠物目标，机器人将启动定点360°低速环形扫描巡检模式，配合柔和渐变灯光与低频轻柔音效</w:t>
-      </w:r>
-      <w:proofErr w:type="gramStart"/>
+      </w:pPr>
       <w:r>
         <w:rPr>
           <w:rFonts w:ascii="宋体" w:eastAsia="宋体" w:hAnsi="宋体" w:cs="Arial"/>
           <w:sz w:val="24"/>
           <w:szCs w:val="28"/>
         </w:rPr>
-        <w:t>完成低刺激寻</w:t>
-      </w:r>
-      <w:proofErr w:type="gramEnd"/>
-      <w:r>
-        <w:rPr>
-          <w:rFonts w:ascii="宋体" w:eastAsia="宋体" w:hAnsi="宋体" w:cs="Arial"/>
-          <w:sz w:val="24"/>
-          <w:szCs w:val="28"/>
-        </w:rPr>
-        <w:t>宠作业，规避强光、高频噪音对宠物造成的应激干扰，提升设备亲和度，避免宠物产生恐惧与抵触情绪。当视觉模块精准捕捉并稳定锁定宠物特征轮廓后，系统</w:t>
-      </w:r>
-      <w:proofErr w:type="gramStart"/>
-      <w:r>
-        <w:rPr>
-          <w:rFonts w:ascii="宋体" w:eastAsia="宋体" w:hAnsi="宋体" w:cs="Arial"/>
-          <w:sz w:val="24"/>
-          <w:szCs w:val="28"/>
-        </w:rPr>
-        <w:t>通过算力分层</w:t>
-      </w:r>
-      <w:proofErr w:type="gramEnd"/>
-      <w:r>
-        <w:rPr>
-          <w:rFonts w:ascii="宋体" w:eastAsia="宋体" w:hAnsi="宋体" w:cs="Arial"/>
-          <w:sz w:val="24"/>
-          <w:szCs w:val="28"/>
-        </w:rPr>
-        <w:t>卸载机制，将预处理完成的宠物坐标、运动方向、机宠间距等轻量化数据传输至STM32主控，结合多传感器加权融合算法完成宠物精准定位与运动轨迹预判，自适应启动柔性跟随与动态避障程序，设备正式进入自主智能陪护状态。</w:t>
+        <w:t>待机过程中若长时间未检测到宠物，机器人会低速原地环形巡检，搭配柔和灯光与低音量提示音寻找宠物，避免强光和噪音刺激宠物产生应激反应。一旦视觉模块识别并锁定宠物，协处理器将处理完成的宠物位置、移动方向、相对距离等数据发送至主控芯片，主控结合周边障碍物检测数据，自动开启自适应跟随与柔性避障功能，设备正式进入自主陪护状态。</w:t>
       </w:r>
     </w:p>
     <w:p>
@@ -917,18 +555,18 @@
         <w:spacing w:before="120" w:after="120" w:line="288" w:lineRule="auto"/>
         <w:ind w:firstLineChars="200" w:firstLine="480"/>
         <w:rPr>
-          <w:rFonts w:ascii="宋体" w:eastAsia="宋体" w:hAnsi="宋体"/>
-          <w:sz w:val="24"/>
-          <w:szCs w:val="28"/>
-        </w:rPr>
-      </w:pPr>
-      <w:r>
-        <w:rPr>
           <w:rFonts w:ascii="宋体" w:eastAsia="宋体" w:hAnsi="宋体" w:cs="Arial"/>
           <w:sz w:val="24"/>
           <w:szCs w:val="28"/>
         </w:rPr>
-        <w:t>设备自主运行过程中，无线通信模块以独立异步模式持续工作，实时向APP推送高清视频流、设备剩余电量、环境障碍分布、运行模式、硬件工况等运行数据，同时毫秒级监听移动端远程操控指令。主控结合实时感知数据与宠物运动状态，自适应调节设备运行速度、安全跟随距离与行进路径；检测到障碍物时，即刻触发柔性避障策略，通过平滑弧形路径完成匀速绕行，全程无骤停、无卡顿、无剧烈晃动，绕行完成后自动拟合最优回归轨迹，无缝接续宠物跟随任务，保障陪护过程的连续性与稳定性，运行特性贴合宠物自然活动习性。</w:t>
+      </w:pPr>
+      <w:r>
+        <w:rPr>
+          <w:rFonts w:ascii="宋体" w:eastAsia="宋体" w:hAnsi="宋体" w:cs="Arial"/>
+          <w:sz w:val="24"/>
+          <w:szCs w:val="28"/>
+        </w:rPr>
+        <w:t>自主陪护期间，机器人会跟随宠物移动速度实时调整自身行进速度和安全跟随距离，遇到障碍物时不会紧急刹车，而是规划平滑弧形路径绕行，避障完成后自动回归原有跟随轨迹，保证陪护过程不会中断。无线通信模块全程保持在线，实时同步设备画面与运行状态至手机端，用户可随时远程操控机器人移动、开启语音对讲、远程投喂零食或是修改设备运行参数。</w:t>
       </w:r>
     </w:p>
     <w:p>
@@ -936,36 +574,18 @@
         <w:spacing w:before="120" w:after="120" w:line="288" w:lineRule="auto"/>
         <w:ind w:firstLineChars="200" w:firstLine="480"/>
         <w:rPr>
+          <w:rFonts w:ascii="宋体" w:eastAsia="宋体" w:hAnsi="宋体" w:cs="Arial" w:hint="eastAsia"/>
+          <w:sz w:val="24"/>
+          <w:szCs w:val="28"/>
+        </w:rPr>
+      </w:pPr>
+      <w:r>
+        <w:rPr>
           <w:rFonts w:ascii="宋体" w:eastAsia="宋体" w:hAnsi="宋体" w:cs="Arial"/>
           <w:sz w:val="24"/>
           <w:szCs w:val="28"/>
         </w:rPr>
-      </w:pPr>
-      <w:r>
-        <w:rPr>
-          <w:rFonts w:ascii="宋体" w:eastAsia="宋体" w:hAnsi="宋体" w:cs="Arial"/>
-          <w:sz w:val="24"/>
-          <w:szCs w:val="28"/>
-        </w:rPr>
-        <w:t>系统</w:t>
-      </w:r>
-      <w:proofErr w:type="gramStart"/>
-      <w:r>
-        <w:rPr>
-          <w:rFonts w:ascii="宋体" w:eastAsia="宋体" w:hAnsi="宋体" w:cs="Arial"/>
-          <w:sz w:val="24"/>
-          <w:szCs w:val="28"/>
-        </w:rPr>
-        <w:t>搭载全</w:t>
-      </w:r>
-      <w:proofErr w:type="gramEnd"/>
-      <w:r>
-        <w:rPr>
-          <w:rFonts w:ascii="宋体" w:eastAsia="宋体" w:hAnsi="宋体" w:cs="Arial"/>
-          <w:sz w:val="24"/>
-          <w:szCs w:val="28"/>
-        </w:rPr>
-        <w:t>时段智能安全防护机制，全天候监测整机运行状态，一旦识别低电量、目标长期丢失、网络断连、底盘打滑、电机堵转、硬件离线等异常工况，即刻终止高危运动、锁定设备运行状态，启动多级安全保护策略，同步触发分级声光告警，并向移动端推送弹窗预警与故障排查方案，支持用户远程处置设备隐患。用户可通过APP下发跟随启停、趣味逗宠、双向语音对讲、精准投喂、参数自定义、设备复位等控制指令，实现远程宠物陪护与设备精细化管控，最终形成“自主感知-智能决策-精准执行-远程管控-异常保护-状态回溯”的完整智能陪护闭环体系。</w:t>
+        <w:t>设备运行全程实时监测剩余电量、网络连接状态、电机负载以及目标锁定情况，一旦出现电量不足、网络断开、电机堵转、长时间丢失宠物目标等异常情况，设备会立刻停止危险运动，触发本地声光报警，同时向手机APP推送故障提醒，方便用户及时查看并远程处理。系统整体工作流程如图3所示。</w:t>
       </w:r>
     </w:p>
     <w:p>
@@ -1764,7 +1384,6 @@
   <w:style w:type="character" w:default="1" w:styleId="a0">
     <w:name w:val="Default Paragraph Font"/>
     <w:uiPriority w:val="1"/>
-    <w:semiHidden/>
     <w:unhideWhenUsed/>
   </w:style>
   <w:style w:type="table" w:default="1" w:styleId="a1">

--- a/项目详细设计报告/第二章.docx
+++ b/项目详细设计报告/第二章.docx
@@ -38,7 +38,23 @@
           <w:rFonts w:ascii="宋体" w:eastAsia="宋体" w:hAnsi="宋体"/>
           <w:sz w:val="24"/>
         </w:rPr>
-        <w:t>本章结合本次伴宠机器人的研发目标、既定功能指标以及居家养宠场景的实际使用痛点，完成设备整体方案规划与顶层架构设计。结合居家室内复杂环境的使用要求、低成本硬件开发原则以及科创作品工程展示需求，明确系统层级划分、各模块配合方式、跨模块数据传输逻辑以及整机完整运行原理。本次总体方案设计能够为后续硬件电路细化设计、嵌入式软件程序开发、机械结构模块化加工以及整机软硬件联合调试提供完整的设计依据，同时提前规避嵌入式设备开发中普遍存在的模块耦合度高、功能互相干扰、后期维护升级不便等实际工程问题。</w:t>
+        <w:t>本章结合本次伴宠机器人的研发目标、既定功能指标以及居家养宠场景的实际使用痛点，完成设备整体方案规划与顶层架构设计。结合居家室内复杂环境的使用要求、低成本硬件开发原则以及</w:t>
+      </w:r>
+      <w:proofErr w:type="gramStart"/>
+      <w:r>
+        <w:rPr>
+          <w:rFonts w:ascii="宋体" w:eastAsia="宋体" w:hAnsi="宋体"/>
+          <w:sz w:val="24"/>
+        </w:rPr>
+        <w:t>科创作品工程</w:t>
+      </w:r>
+      <w:proofErr w:type="gramEnd"/>
+      <w:r>
+        <w:rPr>
+          <w:rFonts w:ascii="宋体" w:eastAsia="宋体" w:hAnsi="宋体"/>
+          <w:sz w:val="24"/>
+        </w:rPr>
+        <w:t>展示需求，明确系统层级划分、各模块配合方式、跨模块数据传输逻辑以及整机完整运行原理。本次总体方案设计能够为后续硬件电路细化设计、嵌入式软件程序开发、机械结构模块化加工以及整机软硬件联合调试提供完整的设计依据，同时提前规避嵌入式设备开发中普遍存在的模块耦合度高、功能互相干扰、后期维护升级不便等实际工程问题。</w:t>
       </w:r>
     </w:p>
     <w:p>
@@ -46,16 +62,32 @@
         <w:spacing w:before="120" w:after="120" w:line="288" w:lineRule="auto"/>
         <w:ind w:firstLineChars="200" w:firstLine="480"/>
         <w:rPr>
-          <w:rFonts w:ascii="宋体" w:eastAsia="宋体" w:hAnsi="宋体" w:hint="eastAsia"/>
-          <w:sz w:val="24"/>
-        </w:rPr>
-      </w:pPr>
-      <w:r>
-        <w:rPr>
           <w:rFonts w:ascii="宋体" w:eastAsia="宋体" w:hAnsi="宋体"/>
           <w:sz w:val="24"/>
         </w:rPr>
-        <w:t>本次系统设计以控制硬件成本、适配居家真实环境、保障设备长期稳定运行为基本原则，围绕宠物自主陪伴、室内障碍物巡检、手机远程管控三大实际功能需求搭建整体框架，明确各个硬件与软件模块的工作范围和联动方式。通过合理的顶层设计，让设备软硬件适配性更好，各功能模块配合更顺畅，整机控制逻辑形成闭环，方便后续调试与维护，最终保证机器人可以稳定适配居家宠物独处陪护的真实使用场景。</w:t>
+      </w:pPr>
+      <w:r>
+        <w:rPr>
+          <w:rFonts w:ascii="宋体" w:eastAsia="宋体" w:hAnsi="宋体"/>
+          <w:sz w:val="24"/>
+        </w:rPr>
+        <w:t>本次系统设计以控制硬件成本、适配居家真实环境、保障设备长期稳定运行为基本原则，围绕宠物自主陪伴、室内障碍物巡检、手机远程管控三</w:t>
+      </w:r>
+      <w:proofErr w:type="gramStart"/>
+      <w:r>
+        <w:rPr>
+          <w:rFonts w:ascii="宋体" w:eastAsia="宋体" w:hAnsi="宋体"/>
+          <w:sz w:val="24"/>
+        </w:rPr>
+        <w:t>大实际</w:t>
+      </w:r>
+      <w:proofErr w:type="gramEnd"/>
+      <w:r>
+        <w:rPr>
+          <w:rFonts w:ascii="宋体" w:eastAsia="宋体" w:hAnsi="宋体"/>
+          <w:sz w:val="24"/>
+        </w:rPr>
+        <w:t>功能需求搭建整体框架，明确各个硬件与软件模块的工作范围和联动方式。通过合理的顶层设计，让设备软硬件适配性更好，各功能模块配合更顺畅，整机控制逻辑形成闭环，方便后续调试与维护，最终保证机器人可以稳定适配居家宠物独处陪护的真实使用场景。</w:t>
       </w:r>
     </w:p>
     <w:p>
@@ -94,7 +126,23 @@
           <w:rFonts w:ascii="宋体" w:eastAsia="宋体" w:hAnsi="宋体" w:cs="Arial"/>
           <w:sz w:val="24"/>
         </w:rPr>
-        <w:t>本次系统选用STM32单片机作为主控芯片，负责整机任务调度与控制指令输出，整体采用嵌入式设备常用的分层解耦设计思路。以宠物自主跟随避障、室内环境检测、手机远程监控操控为核心功能，搭建包含环境感知、主控决策、运动执行、人机交互、状态反馈的闭环控制系统。整套系统分为硬件感知执行层、软件算法控制层、无线通信传输层三大部分，三层结构各司其职、独立运行，依靠统一通信协议完成数据交互与指令联动，不会出现功能互相干扰的问题。</w:t>
+        <w:t>本次系统选用STM32单片机作为主控芯片，负责整机任务调度与控制指令输出，整体采用嵌入式设备常用的分层解耦设计思路。以宠物自主跟随避障、室内环境检测、手机远程监控操控为核心功能，搭建包含环境感知、主控决策、运动执行、人机交互、状态反馈的闭环控制系统。整套系统分为硬件感知执行层、软件算法控制层、无线通信传输层三大部分，三层结构各司其职、独立运行，依靠统一通信协议完成数据</w:t>
+      </w:r>
+      <w:proofErr w:type="gramStart"/>
+      <w:r>
+        <w:rPr>
+          <w:rFonts w:ascii="宋体" w:eastAsia="宋体" w:hAnsi="宋体" w:cs="Arial"/>
+          <w:sz w:val="24"/>
+        </w:rPr>
+        <w:t>交互与</w:t>
+      </w:r>
+      <w:proofErr w:type="gramEnd"/>
+      <w:r>
+        <w:rPr>
+          <w:rFonts w:ascii="宋体" w:eastAsia="宋体" w:hAnsi="宋体" w:cs="Arial"/>
+          <w:sz w:val="24"/>
+        </w:rPr>
+        <w:t>指令联动，不会出现功能互相干扰的问题。</w:t>
       </w:r>
     </w:p>
     <w:p>
@@ -102,16 +150,48 @@
         <w:spacing w:before="120" w:after="120" w:line="288" w:lineRule="auto"/>
         <w:ind w:firstLineChars="200" w:firstLine="480"/>
         <w:rPr>
-          <w:rFonts w:ascii="宋体" w:eastAsia="宋体" w:hAnsi="宋体" w:cs="Arial" w:hint="eastAsia"/>
-          <w:sz w:val="24"/>
-        </w:rPr>
-      </w:pPr>
-      <w:r>
-        <w:rPr>
           <w:rFonts w:ascii="宋体" w:eastAsia="宋体" w:hAnsi="宋体" w:cs="Arial"/>
           <w:sz w:val="24"/>
         </w:rPr>
-        <w:t>分层解耦的结构设计可以有效减少模块间的耦合干扰，降低多任务同时运行时的程序报错概率，也能简化后续设备故障排查和功能升级的流程。本次设计在硬件接口、机械结构和软件程序中都预留了拓展空间，既能满足日常居家陪护的基础使用需求，也可以适配科创比赛现场演示、长时间稳定性压力测试等场景，整体架构实用性和可拓展性较强。系统总体架构如图2所示。</w:t>
+      </w:pPr>
+      <w:r>
+        <w:rPr>
+          <w:rFonts w:ascii="宋体" w:eastAsia="宋体" w:hAnsi="宋体" w:cs="Arial"/>
+          <w:sz w:val="24"/>
+        </w:rPr>
+        <w:t>分层解耦的结构设计可以有效减少模块间的耦合干扰，降低多任务同时运行时的程序报错概率，也能简化后续设备故障排查和功能升级的流程。本次设计在硬件接口、机械结构和软件程序中都预留了拓展空间，既能满足日常居家陪护的基础使用需求，也可以适配</w:t>
+      </w:r>
+      <w:proofErr w:type="gramStart"/>
+      <w:r>
+        <w:rPr>
+          <w:rFonts w:ascii="宋体" w:eastAsia="宋体" w:hAnsi="宋体" w:cs="Arial"/>
+          <w:sz w:val="24"/>
+        </w:rPr>
+        <w:t>科创比赛</w:t>
+      </w:r>
+      <w:proofErr w:type="gramEnd"/>
+      <w:r>
+        <w:rPr>
+          <w:rFonts w:ascii="宋体" w:eastAsia="宋体" w:hAnsi="宋体" w:cs="Arial"/>
+          <w:sz w:val="24"/>
+        </w:rPr>
+        <w:t>现场演示、长时间稳定性压力测试等场景，整体架构实用性和</w:t>
+      </w:r>
+      <w:proofErr w:type="gramStart"/>
+      <w:r>
+        <w:rPr>
+          <w:rFonts w:ascii="宋体" w:eastAsia="宋体" w:hAnsi="宋体" w:cs="Arial"/>
+          <w:sz w:val="24"/>
+        </w:rPr>
+        <w:t>可</w:t>
+      </w:r>
+      <w:proofErr w:type="gramEnd"/>
+      <w:r>
+        <w:rPr>
+          <w:rFonts w:ascii="宋体" w:eastAsia="宋体" w:hAnsi="宋体" w:cs="Arial"/>
+          <w:sz w:val="24"/>
+        </w:rPr>
+        <w:t>拓展性较强。系统总体架构如图2所示。</w:t>
       </w:r>
     </w:p>
     <w:p>
@@ -145,7 +225,7 @@
                     </pic:cNvPicPr>
                   </pic:nvPicPr>
                   <pic:blipFill>
-                    <a:blip r:embed="rId6" cstate="print">
+                    <a:blip r:embed="rId7" cstate="print">
                       <a:extLst>
                         <a:ext uri="{28A0092B-C50C-407E-A947-70E740481C1C}">
                           <a14:useLocalDpi xmlns:a14="http://schemas.microsoft.com/office/drawing/2010/main" val="0"/>
@@ -250,7 +330,7 @@
         <w:spacing w:before="120" w:after="120" w:line="288" w:lineRule="auto"/>
         <w:ind w:firstLineChars="200" w:firstLine="480"/>
         <w:rPr>
-          <w:rFonts w:ascii="宋体" w:eastAsia="宋体" w:hAnsi="宋体" w:hint="eastAsia"/>
+          <w:rFonts w:ascii="宋体" w:eastAsia="宋体" w:hAnsi="宋体"/>
           <w:sz w:val="24"/>
         </w:rPr>
       </w:pPr>
@@ -308,18 +388,36 @@
         <w:spacing w:before="120" w:after="120" w:line="288" w:lineRule="auto"/>
         <w:ind w:firstLineChars="200" w:firstLine="480"/>
         <w:rPr>
-          <w:rFonts w:ascii="宋体" w:eastAsia="宋体" w:hAnsi="宋体" w:hint="eastAsia"/>
-          <w:sz w:val="24"/>
-          <w:szCs w:val="28"/>
-        </w:rPr>
-      </w:pPr>
-      <w:r>
-        <w:rPr>
           <w:rFonts w:ascii="宋体" w:eastAsia="宋体" w:hAnsi="宋体"/>
           <w:sz w:val="24"/>
           <w:szCs w:val="28"/>
         </w:rPr>
-        <w:t>硬件层按照数据采集、上传分析、接收指令、执行动作、状态自检、故障防护的流程循环工作。机身搭载多组传感器，实时采集宠物位置、障碍物距离、室内环境等原始数据，上传至主控芯片完成滤波降噪和数据融合处理。主控根据处理后的环境数据输出控制信号，驱动底盘电机、声光提示模块、内置投喂机构完成移动、转向、灯光提醒、语音互动和零食投放等动作。设备运行</w:t>
+      </w:pPr>
+      <w:r>
+        <w:rPr>
+          <w:rFonts w:ascii="宋体" w:eastAsia="宋体" w:hAnsi="宋体"/>
+          <w:sz w:val="24"/>
+          <w:szCs w:val="28"/>
+        </w:rPr>
+        <w:t>硬件</w:t>
+      </w:r>
+      <w:proofErr w:type="gramStart"/>
+      <w:r>
+        <w:rPr>
+          <w:rFonts w:ascii="宋体" w:eastAsia="宋体" w:hAnsi="宋体"/>
+          <w:sz w:val="24"/>
+          <w:szCs w:val="28"/>
+        </w:rPr>
+        <w:t>层按照</w:t>
+      </w:r>
+      <w:proofErr w:type="gramEnd"/>
+      <w:r>
+        <w:rPr>
+          <w:rFonts w:ascii="宋体" w:eastAsia="宋体" w:hAnsi="宋体"/>
+          <w:sz w:val="24"/>
+          <w:szCs w:val="28"/>
+        </w:rPr>
+        <w:t>数据采集、上传分析、接收指令、执行动作、状态自检、故障防护的流程循环工作。机身搭载多组传感器，实时采集宠物位置、障碍物距离、室内环境等原始数据，上传至主控芯片完成滤波降噪和数据融合处理。主控根据处理后的环境数据输出控制信号，驱动底盘电机、声光提示模块、内置投喂机构完成移动、转向、灯光提醒、语音互动和零食投放等动作。设备运行</w:t>
       </w:r>
       <w:r>
         <w:rPr>
@@ -388,7 +486,25 @@
           <w:sz w:val="24"/>
           <w:szCs w:val="28"/>
         </w:rPr>
-        <w:t>机器人下位机程序基于Keil MDK平台使用C语言编写，程序架构贴合STM32单片机低算力、低功耗的硬件特点，整体分为底层驱动、中层算法、上层业务三个部分。底层驱动程序主要负责设备上电后所有硬件初始化、传感器参数校准和原始数据预处理，保证硬件可以正常待机工作；中层算法程序搭载本次设计优化的传感器数据融合、宠物自适应跟随、柔性避障、PID电机闭环控制等核心算法，依靠算法实现机器人脱离人工操控的自主运行；上层业务程序主要负责解析远程控制指令、监测整机故障、同步设备运行数据，同时动态调节整机功耗，实现设备无人值守全自动运行。</w:t>
+        <w:t>机器人下位机程序基于Keil MDK平台使用C语言编写，程序架构贴合STM32单片机</w:t>
+      </w:r>
+      <w:proofErr w:type="gramStart"/>
+      <w:r>
+        <w:rPr>
+          <w:rFonts w:ascii="宋体" w:eastAsia="宋体" w:hAnsi="宋体"/>
+          <w:sz w:val="24"/>
+          <w:szCs w:val="28"/>
+        </w:rPr>
+        <w:t>低算力</w:t>
+      </w:r>
+      <w:proofErr w:type="gramEnd"/>
+      <w:r>
+        <w:rPr>
+          <w:rFonts w:ascii="宋体" w:eastAsia="宋体" w:hAnsi="宋体"/>
+          <w:sz w:val="24"/>
+          <w:szCs w:val="28"/>
+        </w:rPr>
+        <w:t>、低功耗的硬件特点，整体分为底层驱动、中层算法、上层业务三个部分。底层驱动程序主要负责设备上电后所有硬件初始化、传感器参数校准和原始数据预处理，保证硬件可以正常待机工作；中层算法程序搭载本次设计优化的传感器数据融合、宠物自适应跟随、柔性避障、PID电机闭环控制等核心算法，依靠算法实现机器人脱离人工操控的自主运行；上层业务程序主要负责解析远程控制指令、监测整机故障、同步设备运行数据，同时动态调节整机功耗，实现设备无人值守全自动运行。</w:t>
       </w:r>
     </w:p>
     <w:p>
@@ -396,18 +512,36 @@
         <w:spacing w:before="120" w:after="120" w:line="288" w:lineRule="auto"/>
         <w:ind w:firstLineChars="200" w:firstLine="480"/>
         <w:rPr>
-          <w:rFonts w:ascii="宋体" w:eastAsia="宋体" w:hAnsi="宋体" w:hint="eastAsia"/>
-          <w:sz w:val="24"/>
-          <w:szCs w:val="28"/>
-        </w:rPr>
-      </w:pPr>
-      <w:r>
-        <w:rPr>
           <w:rFonts w:ascii="宋体" w:eastAsia="宋体" w:hAnsi="宋体"/>
           <w:sz w:val="24"/>
           <w:szCs w:val="28"/>
         </w:rPr>
-        <w:t>手机端APP采用原生开发结合跨平台开发的方式进行编写，兼顾软件运行稳定性和系统兼容性，可适配市面上主流安卓与iOS手机，软件占用内存小、启动速度快，后台长时间运行也不会出现闪退、卡顿问题。APP同样采用分层设计，分为前端交互界面、后端数据处理、网络通信三个模块。前端界面操作简洁直观，降低普通用户的使用门槛；后端负责解析机器人传回的设备状态数据和视频画面，同时规范手机下发的控制指令格式；网络通信模块维持手机与机器人之间的连接稳定，保证双向数据传输正常，最终实现远程看护与设备管控。</w:t>
+      </w:pPr>
+      <w:r>
+        <w:rPr>
+          <w:rFonts w:ascii="宋体" w:eastAsia="宋体" w:hAnsi="宋体"/>
+          <w:sz w:val="24"/>
+          <w:szCs w:val="28"/>
+        </w:rPr>
+        <w:t>手机端APP采用原生开发结合跨平台开发的方式进行编写，兼顾软件运行稳定性和系统兼容性，可适配市面上</w:t>
+      </w:r>
+      <w:proofErr w:type="gramStart"/>
+      <w:r>
+        <w:rPr>
+          <w:rFonts w:ascii="宋体" w:eastAsia="宋体" w:hAnsi="宋体"/>
+          <w:sz w:val="24"/>
+          <w:szCs w:val="28"/>
+        </w:rPr>
+        <w:t>主流安卓与</w:t>
+      </w:r>
+      <w:proofErr w:type="gramEnd"/>
+      <w:r>
+        <w:rPr>
+          <w:rFonts w:ascii="宋体" w:eastAsia="宋体" w:hAnsi="宋体"/>
+          <w:sz w:val="24"/>
+          <w:szCs w:val="28"/>
+        </w:rPr>
+        <w:t>iOS手机，软件占用内存小、启动速度快，后台长时间运行也不会出现闪退、卡顿问题。APP同样采用分层设计，分为前端交互界面、后端数据处理、网络通信三个模块。前端界面操作简洁直观，降低普通用户的使用门槛；后端负责解析机器人传回的设备状态数据和视频画面，同时规范手机下发的控制指令格式；网络通信模块维持手机与机器人之间的连接稳定，保证双向数据传输正常，最终实现远程看护与设备管控。</w:t>
       </w:r>
     </w:p>
     <w:p>
@@ -448,7 +582,25 @@
           <w:sz w:val="24"/>
           <w:szCs w:val="28"/>
         </w:rPr>
-        <w:t>本次系统选用ESP8266无线通信模块，支持Wi-Fi远距离通信和蓝牙近距离配对两种通信模式，分别满足日常远程看护和现场近距离调试两种使用需求。通信层作为机器人和手机APP的数据传输通道，覆盖设备待机、自主陪护、远程操控、故障报警、低功耗休眠全部工作流程，通信延迟与连接稳定性，直接决定远程操控手感和实时视频画面的流畅程度。</w:t>
+        <w:t>本次系统选用ESP8266无线通信模块，支持Wi-Fi远距离通信</w:t>
+      </w:r>
+      <w:proofErr w:type="gramStart"/>
+      <w:r>
+        <w:rPr>
+          <w:rFonts w:ascii="宋体" w:eastAsia="宋体" w:hAnsi="宋体"/>
+          <w:sz w:val="24"/>
+          <w:szCs w:val="28"/>
+        </w:rPr>
+        <w:t>和蓝牙近距离</w:t>
+      </w:r>
+      <w:proofErr w:type="gramEnd"/>
+      <w:r>
+        <w:rPr>
+          <w:rFonts w:ascii="宋体" w:eastAsia="宋体" w:hAnsi="宋体"/>
+          <w:sz w:val="24"/>
+          <w:szCs w:val="28"/>
+        </w:rPr>
+        <w:t>配对两种通信模式，分别满足日常远程看护和现场近距离调试两种使用需求。通信层作为机器人和手机APP的数据传输通道，覆盖设备待机、自主陪护、远程操控、故障报警、低功耗休眠全部工作流程，通信延迟与连接稳定性，直接决定远程操控手感和实时视频画面的流畅程度。</w:t>
       </w:r>
     </w:p>
     <w:p>
@@ -456,7 +608,7 @@
         <w:spacing w:before="120" w:after="120" w:line="288" w:lineRule="auto"/>
         <w:ind w:firstLineChars="200" w:firstLine="480"/>
         <w:rPr>
-          <w:rFonts w:ascii="宋体" w:eastAsia="宋体" w:hAnsi="宋体" w:hint="eastAsia"/>
+          <w:rFonts w:ascii="宋体" w:eastAsia="宋体" w:hAnsi="宋体"/>
           <w:sz w:val="24"/>
           <w:szCs w:val="28"/>
         </w:rPr>
@@ -528,7 +680,25 @@
           <w:sz w:val="24"/>
           <w:szCs w:val="28"/>
         </w:rPr>
-        <w:t>设备上电后首先启动整机自检程序，依次完成主控、视觉模块、无线模块、电机驱动、电源等外设初始化与工况检测，自动校准运动参数与传感器检测参数，提前排查线路接触不良、模块工作异常等硬件故障。自检无异常后设备进入低功耗待机模式，关闭高功耗外设降低空载耗电，同时后台持续运行环境扫描程序，实时监测室内是否出现宠物目标。</w:t>
+        <w:t>设备上电后首先启动整机自检程序，依次完成主控、视觉模块、无线模块、电机驱动、电源等外设初始化与工况检测，自动校准运动参数与传感器检测参数，提前排查线路接触不良、模块工作异常等硬件故障。</w:t>
+      </w:r>
+      <w:proofErr w:type="gramStart"/>
+      <w:r>
+        <w:rPr>
+          <w:rFonts w:ascii="宋体" w:eastAsia="宋体" w:hAnsi="宋体" w:cs="Arial"/>
+          <w:sz w:val="24"/>
+          <w:szCs w:val="28"/>
+        </w:rPr>
+        <w:t>自检无异常</w:t>
+      </w:r>
+      <w:proofErr w:type="gramEnd"/>
+      <w:r>
+        <w:rPr>
+          <w:rFonts w:ascii="宋体" w:eastAsia="宋体" w:hAnsi="宋体" w:cs="Arial"/>
+          <w:sz w:val="24"/>
+          <w:szCs w:val="28"/>
+        </w:rPr>
+        <w:t>后设备进入低功耗待机模式，关闭高功耗外设降低空载耗电，同时后台持续运行环境扫描程序，实时监测室内是否出现宠物目标。</w:t>
       </w:r>
     </w:p>
     <w:p>
@@ -547,7 +717,25 @@
           <w:sz w:val="24"/>
           <w:szCs w:val="28"/>
         </w:rPr>
-        <w:t>待机过程中若长时间未检测到宠物，机器人会低速原地环形巡检，搭配柔和灯光与低音量提示音寻找宠物，避免强光和噪音刺激宠物产生应激反应。一旦视觉模块识别并锁定宠物，协处理器将处理完成的宠物位置、移动方向、相对距离等数据发送至主控芯片，主控结合周边障碍物检测数据，自动开启自适应跟随与柔性避障功能，设备正式进入自主陪护状态。</w:t>
+        <w:t>待机过程中若长时间未检测到宠物，机器人会低速原地环形巡检，搭配柔和灯光与低音量提示</w:t>
+      </w:r>
+      <w:proofErr w:type="gramStart"/>
+      <w:r>
+        <w:rPr>
+          <w:rFonts w:ascii="宋体" w:eastAsia="宋体" w:hAnsi="宋体" w:cs="Arial"/>
+          <w:sz w:val="24"/>
+          <w:szCs w:val="28"/>
+        </w:rPr>
+        <w:t>音寻找</w:t>
+      </w:r>
+      <w:proofErr w:type="gramEnd"/>
+      <w:r>
+        <w:rPr>
+          <w:rFonts w:ascii="宋体" w:eastAsia="宋体" w:hAnsi="宋体" w:cs="Arial"/>
+          <w:sz w:val="24"/>
+          <w:szCs w:val="28"/>
+        </w:rPr>
+        <w:t>宠物，避免强光和噪音刺激宠物产生应激反应。一旦视觉模块识别并锁定宠物，协处理器将处理完成的宠物位置、移动方向、相对距离等数据发送至主控芯片，主控结合周边障碍物检测数据，自动开启自适应跟随与柔性避障功能，设备正式进入自主陪护状态。</w:t>
       </w:r>
     </w:p>
     <w:p>
@@ -574,7 +762,7 @@
         <w:spacing w:before="120" w:after="120" w:line="288" w:lineRule="auto"/>
         <w:ind w:firstLineChars="200" w:firstLine="480"/>
         <w:rPr>
-          <w:rFonts w:ascii="宋体" w:eastAsia="宋体" w:hAnsi="宋体" w:cs="Arial" w:hint="eastAsia"/>
+          <w:rFonts w:ascii="宋体" w:eastAsia="宋体" w:hAnsi="宋体" w:cs="Arial"/>
           <w:sz w:val="24"/>
           <w:szCs w:val="28"/>
         </w:rPr>
@@ -621,7 +809,7 @@
                     </pic:cNvPicPr>
                   </pic:nvPicPr>
                   <pic:blipFill>
-                    <a:blip r:embed="rId7">
+                    <a:blip r:embed="rId8">
                       <a:extLst>
                         <a:ext uri="{28A0092B-C50C-407E-A947-70E740481C1C}">
                           <a14:useLocalDpi xmlns:a14="http://schemas.microsoft.com/office/drawing/2010/main" val="0"/>
@@ -697,6 +885,1415 @@
         <w:t>系统工作流程图</w:t>
       </w:r>
     </w:p>
+    <w:p>
+      <w:pPr>
+        <w:pStyle w:val="21bc9c4b-6a32-43e5-beaa-fd2d792c5735"/>
+        <w:jc w:val="center"/>
+      </w:pPr>
+      <w:bookmarkStart w:id="7" w:name="_Toc232666176"/>
+      <w:r>
+        <w:rPr>
+          <w:rFonts w:hint="eastAsia"/>
+        </w:rPr>
+        <w:t>参考文献</w:t>
+      </w:r>
+      <w:bookmarkEnd w:id="7"/>
+    </w:p>
+    <w:p>
+      <w:pPr>
+        <w:pStyle w:val="a9"/>
+        <w:numPr>
+          <w:ilvl w:val="0"/>
+          <w:numId w:val="1"/>
+        </w:numPr>
+        <w:spacing w:after="160" w:line="278" w:lineRule="auto"/>
+        <w:contextualSpacing w:val="0"/>
+        <w:jc w:val="left"/>
+        <w:rPr>
+          <w:rFonts w:ascii="Times New Roman" w:eastAsia="宋体" w:hAnsi="Times New Roman" w:cs="Times New Roman"/>
+        </w:rPr>
+      </w:pPr>
+      <w:r>
+        <w:rPr>
+          <w:rFonts w:ascii="Times New Roman" w:eastAsia="宋体" w:hAnsi="Times New Roman" w:cs="Times New Roman"/>
+        </w:rPr>
+        <w:t>钟豪</w:t>
+      </w:r>
+      <w:r>
+        <w:rPr>
+          <w:rFonts w:ascii="Times New Roman" w:eastAsia="宋体" w:hAnsi="Times New Roman" w:cs="Times New Roman"/>
+        </w:rPr>
+        <w:t>,</w:t>
+      </w:r>
+      <w:r>
+        <w:rPr>
+          <w:rFonts w:ascii="Times New Roman" w:eastAsia="宋体" w:hAnsi="Times New Roman" w:cs="Times New Roman"/>
+        </w:rPr>
+        <w:t>吴文福</w:t>
+      </w:r>
+      <w:r>
+        <w:rPr>
+          <w:rFonts w:ascii="Times New Roman" w:eastAsia="宋体" w:hAnsi="Times New Roman" w:cs="Times New Roman"/>
+        </w:rPr>
+        <w:t>,</w:t>
+      </w:r>
+      <w:r>
+        <w:rPr>
+          <w:rFonts w:ascii="Times New Roman" w:eastAsia="宋体" w:hAnsi="Times New Roman" w:cs="Times New Roman"/>
+        </w:rPr>
+        <w:t>尹慧敏</w:t>
+      </w:r>
+      <w:r>
+        <w:rPr>
+          <w:rFonts w:ascii="Times New Roman" w:eastAsia="宋体" w:hAnsi="Times New Roman" w:cs="Times New Roman"/>
+        </w:rPr>
+        <w:t>,</w:t>
+      </w:r>
+      <w:r>
+        <w:rPr>
+          <w:rFonts w:ascii="Times New Roman" w:eastAsia="宋体" w:hAnsi="Times New Roman" w:cs="Times New Roman"/>
+        </w:rPr>
+        <w:t>等</w:t>
+      </w:r>
+      <w:r>
+        <w:rPr>
+          <w:rFonts w:ascii="Times New Roman" w:eastAsia="宋体" w:hAnsi="Times New Roman" w:cs="Times New Roman"/>
+        </w:rPr>
+        <w:t>.</w:t>
+      </w:r>
+      <w:r>
+        <w:rPr>
+          <w:rFonts w:ascii="Times New Roman" w:eastAsia="宋体" w:hAnsi="Times New Roman" w:cs="Times New Roman"/>
+        </w:rPr>
+        <w:t>基于</w:t>
+      </w:r>
+      <w:r>
+        <w:rPr>
+          <w:rFonts w:ascii="Times New Roman" w:eastAsia="宋体" w:hAnsi="Times New Roman" w:cs="Times New Roman"/>
+        </w:rPr>
+        <w:t>STM32</w:t>
+      </w:r>
+      <w:r>
+        <w:rPr>
+          <w:rFonts w:ascii="Times New Roman" w:eastAsia="宋体" w:hAnsi="Times New Roman" w:cs="Times New Roman"/>
+        </w:rPr>
+        <w:t>与物联网的粮仓智能巡检机器人系统设计</w:t>
+      </w:r>
+      <w:r>
+        <w:rPr>
+          <w:rFonts w:ascii="Times New Roman" w:eastAsia="宋体" w:hAnsi="Times New Roman" w:cs="Times New Roman"/>
+        </w:rPr>
+        <w:t>[J/OL].</w:t>
+      </w:r>
+      <w:r>
+        <w:rPr>
+          <w:rFonts w:ascii="Times New Roman" w:eastAsia="宋体" w:hAnsi="Times New Roman" w:cs="Times New Roman"/>
+        </w:rPr>
+        <w:t>吉林农业大学学报</w:t>
+      </w:r>
+      <w:r>
+        <w:rPr>
+          <w:rFonts w:ascii="Times New Roman" w:eastAsia="宋体" w:hAnsi="Times New Roman" w:cs="Times New Roman"/>
+        </w:rPr>
+        <w:t>,1-12[2026-04-17].https://link.cnki.net/urlid/22.1100.S.20260411.1456.002.</w:t>
+      </w:r>
+    </w:p>
+    <w:p>
+      <w:pPr>
+        <w:pStyle w:val="a9"/>
+        <w:numPr>
+          <w:ilvl w:val="0"/>
+          <w:numId w:val="1"/>
+        </w:numPr>
+        <w:spacing w:after="160" w:line="278" w:lineRule="auto"/>
+        <w:contextualSpacing w:val="0"/>
+        <w:jc w:val="left"/>
+        <w:rPr>
+          <w:rFonts w:ascii="Times New Roman" w:eastAsia="宋体" w:hAnsi="Times New Roman" w:cs="Times New Roman"/>
+        </w:rPr>
+      </w:pPr>
+      <w:r>
+        <w:rPr>
+          <w:rFonts w:ascii="Times New Roman" w:eastAsia="宋体" w:hAnsi="Times New Roman" w:cs="Times New Roman"/>
+        </w:rPr>
+        <w:t>张茜</w:t>
+      </w:r>
+      <w:r>
+        <w:rPr>
+          <w:rFonts w:ascii="Times New Roman" w:eastAsia="宋体" w:hAnsi="Times New Roman" w:cs="Times New Roman"/>
+        </w:rPr>
+        <w:t>,</w:t>
+      </w:r>
+      <w:r>
+        <w:rPr>
+          <w:rFonts w:ascii="Times New Roman" w:eastAsia="宋体" w:hAnsi="Times New Roman" w:cs="Times New Roman"/>
+        </w:rPr>
+        <w:t>郭博雨</w:t>
+      </w:r>
+      <w:r>
+        <w:rPr>
+          <w:rFonts w:ascii="Times New Roman" w:eastAsia="宋体" w:hAnsi="Times New Roman" w:cs="Times New Roman"/>
+        </w:rPr>
+        <w:t>.</w:t>
+      </w:r>
+      <w:r>
+        <w:rPr>
+          <w:rFonts w:ascii="Times New Roman" w:eastAsia="宋体" w:hAnsi="Times New Roman" w:cs="Times New Roman"/>
+        </w:rPr>
+        <w:t>基于</w:t>
+      </w:r>
+      <w:r>
+        <w:rPr>
+          <w:rFonts w:ascii="Times New Roman" w:eastAsia="宋体" w:hAnsi="Times New Roman" w:cs="Times New Roman"/>
+        </w:rPr>
+        <w:t>ROS</w:t>
+      </w:r>
+      <w:r>
+        <w:rPr>
+          <w:rFonts w:ascii="Times New Roman" w:eastAsia="宋体" w:hAnsi="Times New Roman" w:cs="Times New Roman"/>
+        </w:rPr>
+        <w:t>的自主跟随式医疗辅助机器人设计</w:t>
+      </w:r>
+      <w:r>
+        <w:rPr>
+          <w:rFonts w:ascii="Times New Roman" w:eastAsia="宋体" w:hAnsi="Times New Roman" w:cs="Times New Roman"/>
+        </w:rPr>
+        <w:t>[J].</w:t>
+      </w:r>
+      <w:r>
+        <w:rPr>
+          <w:rFonts w:ascii="Times New Roman" w:eastAsia="宋体" w:hAnsi="Times New Roman" w:cs="Times New Roman"/>
+        </w:rPr>
+        <w:t>自动化应用</w:t>
+      </w:r>
+      <w:r>
+        <w:rPr>
+          <w:rFonts w:ascii="Times New Roman" w:eastAsia="宋体" w:hAnsi="Times New Roman" w:cs="Times New Roman"/>
+        </w:rPr>
+        <w:t>,2025,66(06):28-29+</w:t>
+      </w:r>
+      <w:proofErr w:type="gramStart"/>
+      <w:r>
+        <w:rPr>
+          <w:rFonts w:ascii="Times New Roman" w:eastAsia="宋体" w:hAnsi="Times New Roman" w:cs="Times New Roman"/>
+        </w:rPr>
+        <w:t>32.DOI:10.19769/j.zdhy</w:t>
+      </w:r>
+      <w:proofErr w:type="gramEnd"/>
+      <w:r>
+        <w:rPr>
+          <w:rFonts w:ascii="Times New Roman" w:eastAsia="宋体" w:hAnsi="Times New Roman" w:cs="Times New Roman"/>
+        </w:rPr>
+        <w:t>.2025.06.009.</w:t>
+      </w:r>
+    </w:p>
+    <w:p>
+      <w:pPr>
+        <w:pStyle w:val="a9"/>
+        <w:numPr>
+          <w:ilvl w:val="0"/>
+          <w:numId w:val="1"/>
+        </w:numPr>
+        <w:spacing w:after="160" w:line="278" w:lineRule="auto"/>
+        <w:contextualSpacing w:val="0"/>
+        <w:jc w:val="left"/>
+        <w:rPr>
+          <w:rFonts w:ascii="Times New Roman" w:eastAsia="宋体" w:hAnsi="Times New Roman" w:cs="Times New Roman"/>
+        </w:rPr>
+      </w:pPr>
+      <w:r>
+        <w:rPr>
+          <w:rFonts w:ascii="Times New Roman" w:eastAsia="宋体" w:hAnsi="Times New Roman" w:cs="Times New Roman"/>
+        </w:rPr>
+        <w:lastRenderedPageBreak/>
+        <w:t>翟延超</w:t>
+      </w:r>
+      <w:r>
+        <w:rPr>
+          <w:rFonts w:ascii="Times New Roman" w:eastAsia="宋体" w:hAnsi="Times New Roman" w:cs="Times New Roman"/>
+        </w:rPr>
+        <w:t>.</w:t>
+      </w:r>
+      <w:r>
+        <w:rPr>
+          <w:rFonts w:ascii="Times New Roman" w:eastAsia="宋体" w:hAnsi="Times New Roman" w:cs="Times New Roman"/>
+        </w:rPr>
+        <w:t>基于多传感器融合的自主跟随机器人关键技术研究</w:t>
+      </w:r>
+      <w:r>
+        <w:rPr>
+          <w:rFonts w:ascii="Times New Roman" w:eastAsia="宋体" w:hAnsi="Times New Roman" w:cs="Times New Roman"/>
+        </w:rPr>
+        <w:t>[D].</w:t>
+      </w:r>
+      <w:r>
+        <w:rPr>
+          <w:rFonts w:ascii="Times New Roman" w:eastAsia="宋体" w:hAnsi="Times New Roman" w:cs="Times New Roman"/>
+        </w:rPr>
+        <w:t>西安建筑科技大学</w:t>
+      </w:r>
+      <w:r>
+        <w:rPr>
+          <w:rFonts w:ascii="Times New Roman" w:eastAsia="宋体" w:hAnsi="Times New Roman" w:cs="Times New Roman"/>
+        </w:rPr>
+        <w:t>,2024.</w:t>
+      </w:r>
+      <w:proofErr w:type="gramStart"/>
+      <w:r>
+        <w:rPr>
+          <w:rFonts w:ascii="Times New Roman" w:eastAsia="宋体" w:hAnsi="Times New Roman" w:cs="Times New Roman"/>
+        </w:rPr>
+        <w:t>DOI:10.27393/d.cnki.gxazu</w:t>
+      </w:r>
+      <w:proofErr w:type="gramEnd"/>
+      <w:r>
+        <w:rPr>
+          <w:rFonts w:ascii="Times New Roman" w:eastAsia="宋体" w:hAnsi="Times New Roman" w:cs="Times New Roman"/>
+        </w:rPr>
+        <w:t>.2024.000606.</w:t>
+      </w:r>
+    </w:p>
+    <w:p>
+      <w:pPr>
+        <w:pStyle w:val="a9"/>
+        <w:numPr>
+          <w:ilvl w:val="0"/>
+          <w:numId w:val="1"/>
+        </w:numPr>
+        <w:spacing w:after="160" w:line="278" w:lineRule="auto"/>
+        <w:contextualSpacing w:val="0"/>
+        <w:jc w:val="left"/>
+        <w:rPr>
+          <w:rFonts w:ascii="Times New Roman" w:eastAsia="宋体" w:hAnsi="Times New Roman" w:cs="Times New Roman"/>
+        </w:rPr>
+      </w:pPr>
+      <w:r>
+        <w:rPr>
+          <w:rFonts w:ascii="Times New Roman" w:eastAsia="宋体" w:hAnsi="Times New Roman" w:cs="Times New Roman"/>
+        </w:rPr>
+        <w:t>李紫妍</w:t>
+      </w:r>
+      <w:r>
+        <w:rPr>
+          <w:rFonts w:ascii="Times New Roman" w:eastAsia="宋体" w:hAnsi="Times New Roman" w:cs="Times New Roman"/>
+        </w:rPr>
+        <w:t>.</w:t>
+      </w:r>
+      <w:r>
+        <w:rPr>
+          <w:rFonts w:ascii="Times New Roman" w:eastAsia="宋体" w:hAnsi="Times New Roman" w:cs="Times New Roman"/>
+        </w:rPr>
+        <w:t>基于情感共生理念的宠物犬陪伴机器人设计研究</w:t>
+      </w:r>
+      <w:r>
+        <w:rPr>
+          <w:rFonts w:ascii="Times New Roman" w:eastAsia="宋体" w:hAnsi="Times New Roman" w:cs="Times New Roman"/>
+        </w:rPr>
+        <w:t>[D].</w:t>
+      </w:r>
+      <w:r>
+        <w:rPr>
+          <w:rFonts w:ascii="Times New Roman" w:eastAsia="宋体" w:hAnsi="Times New Roman" w:cs="Times New Roman"/>
+        </w:rPr>
+        <w:t>北京化工大学</w:t>
+      </w:r>
+      <w:r>
+        <w:rPr>
+          <w:rFonts w:ascii="Times New Roman" w:eastAsia="宋体" w:hAnsi="Times New Roman" w:cs="Times New Roman"/>
+        </w:rPr>
+        <w:t>,2024.</w:t>
+      </w:r>
+      <w:proofErr w:type="gramStart"/>
+      <w:r>
+        <w:rPr>
+          <w:rFonts w:ascii="Times New Roman" w:eastAsia="宋体" w:hAnsi="Times New Roman" w:cs="Times New Roman"/>
+        </w:rPr>
+        <w:t>DOI:10.26939/d.cnki.gbhgu</w:t>
+      </w:r>
+      <w:proofErr w:type="gramEnd"/>
+      <w:r>
+        <w:rPr>
+          <w:rFonts w:ascii="Times New Roman" w:eastAsia="宋体" w:hAnsi="Times New Roman" w:cs="Times New Roman"/>
+        </w:rPr>
+        <w:t>.2024.000439.</w:t>
+      </w:r>
+    </w:p>
+    <w:p>
+      <w:pPr>
+        <w:pStyle w:val="a9"/>
+        <w:numPr>
+          <w:ilvl w:val="0"/>
+          <w:numId w:val="1"/>
+        </w:numPr>
+        <w:spacing w:after="160" w:line="278" w:lineRule="auto"/>
+        <w:contextualSpacing w:val="0"/>
+        <w:jc w:val="left"/>
+        <w:rPr>
+          <w:rFonts w:ascii="Times New Roman" w:eastAsia="宋体" w:hAnsi="Times New Roman" w:cs="Times New Roman"/>
+        </w:rPr>
+      </w:pPr>
+      <w:r>
+        <w:rPr>
+          <w:rFonts w:ascii="Times New Roman" w:eastAsia="宋体" w:hAnsi="Times New Roman" w:cs="Times New Roman"/>
+        </w:rPr>
+        <w:t>李敏</w:t>
+      </w:r>
+      <w:r>
+        <w:rPr>
+          <w:rFonts w:ascii="Times New Roman" w:eastAsia="宋体" w:hAnsi="Times New Roman" w:cs="Times New Roman"/>
+        </w:rPr>
+        <w:t>,</w:t>
+      </w:r>
+      <w:r>
+        <w:rPr>
+          <w:rFonts w:ascii="Times New Roman" w:eastAsia="宋体" w:hAnsi="Times New Roman" w:cs="Times New Roman"/>
+        </w:rPr>
+        <w:t>李嘉</w:t>
+      </w:r>
+      <w:r>
+        <w:rPr>
+          <w:rFonts w:ascii="Times New Roman" w:eastAsia="宋体" w:hAnsi="Times New Roman" w:cs="Times New Roman"/>
+        </w:rPr>
+        <w:t>.</w:t>
+      </w:r>
+      <w:r>
+        <w:rPr>
+          <w:rFonts w:ascii="Times New Roman" w:eastAsia="宋体" w:hAnsi="Times New Roman" w:cs="Times New Roman"/>
+        </w:rPr>
+        <w:t>基于宠物心理角度的宠物陪伴型机器人设计研究</w:t>
+      </w:r>
+      <w:r>
+        <w:rPr>
+          <w:rFonts w:ascii="Times New Roman" w:eastAsia="宋体" w:hAnsi="Times New Roman" w:cs="Times New Roman"/>
+        </w:rPr>
+        <w:t>[J].</w:t>
+      </w:r>
+      <w:r>
+        <w:rPr>
+          <w:rFonts w:ascii="Times New Roman" w:eastAsia="宋体" w:hAnsi="Times New Roman" w:cs="Times New Roman"/>
+        </w:rPr>
+        <w:t>大众文艺</w:t>
+      </w:r>
+      <w:r>
+        <w:rPr>
+          <w:rFonts w:ascii="Times New Roman" w:eastAsia="宋体" w:hAnsi="Times New Roman" w:cs="Times New Roman"/>
+        </w:rPr>
+        <w:t>,2018,(24):</w:t>
+      </w:r>
+      <w:proofErr w:type="gramStart"/>
+      <w:r>
+        <w:rPr>
+          <w:rFonts w:ascii="Times New Roman" w:eastAsia="宋体" w:hAnsi="Times New Roman" w:cs="Times New Roman"/>
+        </w:rPr>
+        <w:t>82-83.DOI:10.20112/j.cnki.issn</w:t>
+      </w:r>
+      <w:proofErr w:type="gramEnd"/>
+      <w:r>
+        <w:rPr>
+          <w:rFonts w:ascii="Times New Roman" w:eastAsia="宋体" w:hAnsi="Times New Roman" w:cs="Times New Roman"/>
+        </w:rPr>
+        <w:t>1007-5828.2018.24.056.</w:t>
+      </w:r>
+    </w:p>
+    <w:p>
+      <w:pPr>
+        <w:pStyle w:val="a9"/>
+        <w:numPr>
+          <w:ilvl w:val="0"/>
+          <w:numId w:val="1"/>
+        </w:numPr>
+        <w:spacing w:after="160" w:line="278" w:lineRule="auto"/>
+        <w:contextualSpacing w:val="0"/>
+        <w:jc w:val="left"/>
+        <w:rPr>
+          <w:rFonts w:ascii="Times New Roman" w:eastAsia="宋体" w:hAnsi="Times New Roman" w:cs="Times New Roman"/>
+        </w:rPr>
+      </w:pPr>
+      <w:r>
+        <w:rPr>
+          <w:rFonts w:ascii="Times New Roman" w:eastAsia="宋体" w:hAnsi="Times New Roman" w:cs="Times New Roman"/>
+        </w:rPr>
+        <w:t>姜海东</w:t>
+      </w:r>
+      <w:r>
+        <w:rPr>
+          <w:rFonts w:ascii="Times New Roman" w:eastAsia="宋体" w:hAnsi="Times New Roman" w:cs="Times New Roman"/>
+        </w:rPr>
+        <w:t>,</w:t>
+      </w:r>
+      <w:r>
+        <w:rPr>
+          <w:rFonts w:ascii="Times New Roman" w:eastAsia="宋体" w:hAnsi="Times New Roman" w:cs="Times New Roman"/>
+        </w:rPr>
+        <w:t>姜小宾</w:t>
+      </w:r>
+      <w:r>
+        <w:rPr>
+          <w:rFonts w:ascii="Times New Roman" w:eastAsia="宋体" w:hAnsi="Times New Roman" w:cs="Times New Roman"/>
+        </w:rPr>
+        <w:t>,</w:t>
+      </w:r>
+      <w:r>
+        <w:rPr>
+          <w:rFonts w:ascii="Times New Roman" w:eastAsia="宋体" w:hAnsi="Times New Roman" w:cs="Times New Roman"/>
+        </w:rPr>
+        <w:t>陆晓忠</w:t>
+      </w:r>
+      <w:r>
+        <w:rPr>
+          <w:rFonts w:ascii="Times New Roman" w:eastAsia="宋体" w:hAnsi="Times New Roman" w:cs="Times New Roman"/>
+        </w:rPr>
+        <w:t>,</w:t>
+      </w:r>
+      <w:r>
+        <w:rPr>
+          <w:rFonts w:ascii="Times New Roman" w:eastAsia="宋体" w:hAnsi="Times New Roman" w:cs="Times New Roman"/>
+        </w:rPr>
+        <w:t>等</w:t>
+      </w:r>
+      <w:r>
+        <w:rPr>
+          <w:rFonts w:ascii="Times New Roman" w:eastAsia="宋体" w:hAnsi="Times New Roman" w:cs="Times New Roman"/>
+        </w:rPr>
+        <w:t>.</w:t>
+      </w:r>
+      <w:r>
+        <w:rPr>
+          <w:rFonts w:ascii="Times New Roman" w:eastAsia="宋体" w:hAnsi="Times New Roman" w:cs="Times New Roman"/>
+        </w:rPr>
+        <w:t>基于多传感信息融合的配电室无人值守智慧巡检技术研究</w:t>
+      </w:r>
+      <w:r>
+        <w:rPr>
+          <w:rFonts w:ascii="Times New Roman" w:eastAsia="宋体" w:hAnsi="Times New Roman" w:cs="Times New Roman"/>
+        </w:rPr>
+        <w:t>[J].</w:t>
+      </w:r>
+      <w:r>
+        <w:rPr>
+          <w:rFonts w:ascii="Times New Roman" w:eastAsia="宋体" w:hAnsi="Times New Roman" w:cs="Times New Roman"/>
+        </w:rPr>
+        <w:t>电力设备管理</w:t>
+      </w:r>
+      <w:r>
+        <w:rPr>
+          <w:rFonts w:ascii="Times New Roman" w:eastAsia="宋体" w:hAnsi="Times New Roman" w:cs="Times New Roman"/>
+        </w:rPr>
+        <w:t>,2026,(03):</w:t>
+      </w:r>
+      <w:proofErr w:type="gramStart"/>
+      <w:r>
+        <w:rPr>
+          <w:rFonts w:ascii="Times New Roman" w:eastAsia="宋体" w:hAnsi="Times New Roman" w:cs="Times New Roman"/>
+        </w:rPr>
+        <w:t>180-182.DOI:10.26977/j.cnki.dlsbgl</w:t>
+      </w:r>
+      <w:proofErr w:type="gramEnd"/>
+      <w:r>
+        <w:rPr>
+          <w:rFonts w:ascii="Times New Roman" w:eastAsia="宋体" w:hAnsi="Times New Roman" w:cs="Times New Roman"/>
+        </w:rPr>
+        <w:t>.2026.03.079.</w:t>
+      </w:r>
+    </w:p>
+    <w:p>
+      <w:pPr>
+        <w:pStyle w:val="a9"/>
+        <w:numPr>
+          <w:ilvl w:val="0"/>
+          <w:numId w:val="1"/>
+        </w:numPr>
+        <w:spacing w:after="160" w:line="278" w:lineRule="auto"/>
+        <w:contextualSpacing w:val="0"/>
+        <w:jc w:val="left"/>
+        <w:rPr>
+          <w:rFonts w:ascii="Times New Roman" w:eastAsia="宋体" w:hAnsi="Times New Roman" w:cs="Times New Roman"/>
+        </w:rPr>
+      </w:pPr>
+      <w:r>
+        <w:rPr>
+          <w:rFonts w:ascii="Times New Roman" w:eastAsia="宋体" w:hAnsi="Times New Roman" w:cs="Times New Roman"/>
+        </w:rPr>
+        <w:t>苗雨</w:t>
+      </w:r>
+      <w:r>
+        <w:rPr>
+          <w:rFonts w:ascii="Times New Roman" w:eastAsia="宋体" w:hAnsi="Times New Roman" w:cs="Times New Roman"/>
+        </w:rPr>
+        <w:t>.</w:t>
+      </w:r>
+      <w:r>
+        <w:rPr>
+          <w:rFonts w:ascii="Times New Roman" w:eastAsia="宋体" w:hAnsi="Times New Roman" w:cs="Times New Roman"/>
+        </w:rPr>
+        <w:t>基于</w:t>
+      </w:r>
+      <w:r>
+        <w:rPr>
+          <w:rFonts w:ascii="Times New Roman" w:eastAsia="宋体" w:hAnsi="Times New Roman" w:cs="Times New Roman"/>
+        </w:rPr>
+        <w:t>PID</w:t>
+      </w:r>
+      <w:r>
+        <w:rPr>
+          <w:rFonts w:ascii="Times New Roman" w:eastAsia="宋体" w:hAnsi="Times New Roman" w:cs="Times New Roman"/>
+        </w:rPr>
+        <w:t>控制的循迹小车路径跟踪算法优化研究</w:t>
+      </w:r>
+      <w:r>
+        <w:rPr>
+          <w:rFonts w:ascii="Times New Roman" w:eastAsia="宋体" w:hAnsi="Times New Roman" w:cs="Times New Roman"/>
+        </w:rPr>
+        <w:t>[J].</w:t>
+      </w:r>
+      <w:r>
+        <w:rPr>
+          <w:rFonts w:ascii="Times New Roman" w:eastAsia="宋体" w:hAnsi="Times New Roman" w:cs="Times New Roman"/>
+        </w:rPr>
+        <w:t>信息与电脑</w:t>
+      </w:r>
+      <w:r>
+        <w:rPr>
+          <w:rFonts w:ascii="Times New Roman" w:eastAsia="宋体" w:hAnsi="Times New Roman" w:cs="Times New Roman"/>
+        </w:rPr>
+        <w:t>,2025,37(23):72-74.</w:t>
+      </w:r>
+    </w:p>
+    <w:p>
+      <w:pPr>
+        <w:pStyle w:val="a9"/>
+        <w:numPr>
+          <w:ilvl w:val="0"/>
+          <w:numId w:val="1"/>
+        </w:numPr>
+        <w:spacing w:after="160" w:line="278" w:lineRule="auto"/>
+        <w:contextualSpacing w:val="0"/>
+        <w:jc w:val="left"/>
+        <w:rPr>
+          <w:rFonts w:ascii="Times New Roman" w:eastAsia="宋体" w:hAnsi="Times New Roman" w:cs="Times New Roman"/>
+        </w:rPr>
+      </w:pPr>
+      <w:r>
+        <w:rPr>
+          <w:rFonts w:ascii="Times New Roman" w:eastAsia="宋体" w:hAnsi="Times New Roman" w:cs="Times New Roman"/>
+        </w:rPr>
+        <w:t>潘俊霖</w:t>
+      </w:r>
+      <w:r>
+        <w:rPr>
+          <w:rFonts w:ascii="Times New Roman" w:eastAsia="宋体" w:hAnsi="Times New Roman" w:cs="Times New Roman"/>
+        </w:rPr>
+        <w:t>,</w:t>
+      </w:r>
+      <w:r>
+        <w:rPr>
+          <w:rFonts w:ascii="Times New Roman" w:eastAsia="宋体" w:hAnsi="Times New Roman" w:cs="Times New Roman"/>
+        </w:rPr>
+        <w:t>邱健斌</w:t>
+      </w:r>
+      <w:r>
+        <w:rPr>
+          <w:rFonts w:ascii="Times New Roman" w:eastAsia="宋体" w:hAnsi="Times New Roman" w:cs="Times New Roman"/>
+        </w:rPr>
+        <w:t>,</w:t>
+      </w:r>
+      <w:r>
+        <w:rPr>
+          <w:rFonts w:ascii="Times New Roman" w:eastAsia="宋体" w:hAnsi="Times New Roman" w:cs="Times New Roman"/>
+        </w:rPr>
+        <w:t>许瑞</w:t>
+      </w:r>
+      <w:r>
+        <w:rPr>
+          <w:rFonts w:ascii="Times New Roman" w:eastAsia="宋体" w:hAnsi="Times New Roman" w:cs="Times New Roman"/>
+        </w:rPr>
+        <w:t xml:space="preserve">. </w:t>
+      </w:r>
+      <w:r>
+        <w:rPr>
+          <w:rFonts w:ascii="Times New Roman" w:eastAsia="宋体" w:hAnsi="Times New Roman" w:cs="Times New Roman"/>
+        </w:rPr>
+        <w:t>基于</w:t>
+      </w:r>
+      <w:r>
+        <w:rPr>
+          <w:rFonts w:ascii="Times New Roman" w:eastAsia="宋体" w:hAnsi="Times New Roman" w:cs="Times New Roman"/>
+        </w:rPr>
+        <w:t>MATLAB</w:t>
+      </w:r>
+      <w:r>
+        <w:rPr>
+          <w:rFonts w:ascii="Times New Roman" w:eastAsia="宋体" w:hAnsi="Times New Roman" w:cs="Times New Roman"/>
+        </w:rPr>
+        <w:t>的智能小车路径识别及其算法优化</w:t>
+      </w:r>
+      <w:r>
+        <w:rPr>
+          <w:rFonts w:ascii="Times New Roman" w:eastAsia="宋体" w:hAnsi="Times New Roman" w:cs="Times New Roman"/>
+        </w:rPr>
+        <w:t>[J].</w:t>
+      </w:r>
+      <w:r>
+        <w:rPr>
+          <w:rFonts w:ascii="Times New Roman" w:eastAsia="宋体" w:hAnsi="Times New Roman" w:cs="Times New Roman"/>
+        </w:rPr>
+        <w:t>汽车实用技术</w:t>
+      </w:r>
+      <w:r>
+        <w:rPr>
+          <w:rFonts w:ascii="Times New Roman" w:eastAsia="宋体" w:hAnsi="Times New Roman" w:cs="Times New Roman"/>
+        </w:rPr>
+        <w:t>,2025,50(19):</w:t>
+      </w:r>
+      <w:proofErr w:type="gramStart"/>
+      <w:r>
+        <w:rPr>
+          <w:rFonts w:ascii="Times New Roman" w:eastAsia="宋体" w:hAnsi="Times New Roman" w:cs="Times New Roman"/>
+        </w:rPr>
+        <w:t>37-42.DOI:10.16638/j.cnki</w:t>
+      </w:r>
+      <w:proofErr w:type="gramEnd"/>
+      <w:r>
+        <w:rPr>
+          <w:rFonts w:ascii="Times New Roman" w:eastAsia="宋体" w:hAnsi="Times New Roman" w:cs="Times New Roman"/>
+        </w:rPr>
+        <w:t>.1671-7988.2025.019.007.</w:t>
+      </w:r>
+    </w:p>
+    <w:p>
+      <w:pPr>
+        <w:pStyle w:val="a9"/>
+        <w:numPr>
+          <w:ilvl w:val="0"/>
+          <w:numId w:val="1"/>
+        </w:numPr>
+        <w:spacing w:after="160" w:line="278" w:lineRule="auto"/>
+        <w:contextualSpacing w:val="0"/>
+        <w:jc w:val="left"/>
+        <w:rPr>
+          <w:rFonts w:ascii="Times New Roman" w:eastAsia="宋体" w:hAnsi="Times New Roman" w:cs="Times New Roman"/>
+        </w:rPr>
+      </w:pPr>
+      <w:r>
+        <w:rPr>
+          <w:rFonts w:ascii="Times New Roman" w:eastAsia="宋体" w:hAnsi="Times New Roman" w:cs="Times New Roman"/>
+        </w:rPr>
+        <w:t>夏紫涵</w:t>
+      </w:r>
+      <w:r>
+        <w:rPr>
+          <w:rFonts w:ascii="Times New Roman" w:eastAsia="宋体" w:hAnsi="Times New Roman" w:cs="Times New Roman"/>
+        </w:rPr>
+        <w:t>,</w:t>
+      </w:r>
+      <w:r>
+        <w:rPr>
+          <w:rFonts w:ascii="Times New Roman" w:eastAsia="宋体" w:hAnsi="Times New Roman" w:cs="Times New Roman"/>
+        </w:rPr>
+        <w:t>马基法</w:t>
+      </w:r>
+      <w:r>
+        <w:rPr>
+          <w:rFonts w:ascii="Times New Roman" w:eastAsia="宋体" w:hAnsi="Times New Roman" w:cs="Times New Roman"/>
+        </w:rPr>
+        <w:t xml:space="preserve">. </w:t>
+      </w:r>
+      <w:r>
+        <w:rPr>
+          <w:rFonts w:ascii="Times New Roman" w:eastAsia="宋体" w:hAnsi="Times New Roman" w:cs="Times New Roman"/>
+        </w:rPr>
+        <w:t>全自动宠物喂食互动机器人</w:t>
+      </w:r>
+      <w:r>
+        <w:rPr>
+          <w:rFonts w:ascii="Times New Roman" w:eastAsia="宋体" w:hAnsi="Times New Roman" w:cs="Times New Roman"/>
+        </w:rPr>
+        <w:t>[J].</w:t>
+      </w:r>
+      <w:r>
+        <w:rPr>
+          <w:rFonts w:ascii="Times New Roman" w:eastAsia="宋体" w:hAnsi="Times New Roman" w:cs="Times New Roman"/>
+        </w:rPr>
+        <w:t>科学大众</w:t>
+      </w:r>
+      <w:r>
+        <w:rPr>
+          <w:rFonts w:ascii="Times New Roman" w:eastAsia="宋体" w:hAnsi="Times New Roman" w:cs="Times New Roman"/>
+        </w:rPr>
+        <w:t>(</w:t>
+      </w:r>
+      <w:r>
+        <w:rPr>
+          <w:rFonts w:ascii="Times New Roman" w:eastAsia="宋体" w:hAnsi="Times New Roman" w:cs="Times New Roman"/>
+        </w:rPr>
+        <w:t>小学版</w:t>
+      </w:r>
+      <w:r>
+        <w:rPr>
+          <w:rFonts w:ascii="Times New Roman" w:eastAsia="宋体" w:hAnsi="Times New Roman" w:cs="Times New Roman"/>
+        </w:rPr>
+        <w:t>),2025,(06):31.</w:t>
+      </w:r>
+    </w:p>
+    <w:p>
+      <w:pPr>
+        <w:pStyle w:val="a9"/>
+        <w:numPr>
+          <w:ilvl w:val="0"/>
+          <w:numId w:val="1"/>
+        </w:numPr>
+        <w:spacing w:after="160" w:line="278" w:lineRule="auto"/>
+        <w:contextualSpacing w:val="0"/>
+        <w:jc w:val="left"/>
+        <w:rPr>
+          <w:rFonts w:ascii="Times New Roman" w:eastAsia="宋体" w:hAnsi="Times New Roman" w:cs="Times New Roman"/>
+        </w:rPr>
+      </w:pPr>
+      <w:r>
+        <w:rPr>
+          <w:rFonts w:ascii="Times New Roman" w:eastAsia="宋体" w:hAnsi="Times New Roman" w:cs="Times New Roman"/>
+        </w:rPr>
+        <w:t>王传才</w:t>
+      </w:r>
+      <w:r>
+        <w:rPr>
+          <w:rFonts w:ascii="Times New Roman" w:eastAsia="宋体" w:hAnsi="Times New Roman" w:cs="Times New Roman"/>
+        </w:rPr>
+        <w:t>,</w:t>
+      </w:r>
+      <w:r>
+        <w:rPr>
+          <w:rFonts w:ascii="Times New Roman" w:eastAsia="宋体" w:hAnsi="Times New Roman" w:cs="Times New Roman"/>
+        </w:rPr>
+        <w:t>张笑恒</w:t>
+      </w:r>
+      <w:r>
+        <w:rPr>
+          <w:rFonts w:ascii="Times New Roman" w:eastAsia="宋体" w:hAnsi="Times New Roman" w:cs="Times New Roman"/>
+        </w:rPr>
+        <w:t>,</w:t>
+      </w:r>
+      <w:r>
+        <w:rPr>
+          <w:rFonts w:ascii="Times New Roman" w:eastAsia="宋体" w:hAnsi="Times New Roman" w:cs="Times New Roman"/>
+        </w:rPr>
+        <w:t>李继东</w:t>
+      </w:r>
+      <w:r>
+        <w:rPr>
+          <w:rFonts w:ascii="Times New Roman" w:eastAsia="宋体" w:hAnsi="Times New Roman" w:cs="Times New Roman"/>
+        </w:rPr>
+        <w:t>,</w:t>
+      </w:r>
+      <w:r>
+        <w:rPr>
+          <w:rFonts w:ascii="Times New Roman" w:eastAsia="宋体" w:hAnsi="Times New Roman" w:cs="Times New Roman"/>
+        </w:rPr>
+        <w:t>等</w:t>
+      </w:r>
+      <w:r>
+        <w:rPr>
+          <w:rFonts w:ascii="Times New Roman" w:eastAsia="宋体" w:hAnsi="Times New Roman" w:cs="Times New Roman"/>
+        </w:rPr>
+        <w:t xml:space="preserve">. </w:t>
+      </w:r>
+      <w:r>
+        <w:rPr>
+          <w:rFonts w:ascii="Times New Roman" w:eastAsia="宋体" w:hAnsi="Times New Roman" w:cs="Times New Roman"/>
+        </w:rPr>
+        <w:t>一种应对多障碍路况的智能小车自动寻迹控制系统</w:t>
+      </w:r>
+      <w:r>
+        <w:rPr>
+          <w:rFonts w:ascii="Times New Roman" w:eastAsia="宋体" w:hAnsi="Times New Roman" w:cs="Times New Roman"/>
+        </w:rPr>
+        <w:t>[J].</w:t>
+      </w:r>
+      <w:r>
+        <w:rPr>
+          <w:rFonts w:ascii="Times New Roman" w:eastAsia="宋体" w:hAnsi="Times New Roman" w:cs="Times New Roman"/>
+        </w:rPr>
+        <w:t>电脑知识与技术</w:t>
+      </w:r>
+      <w:r>
+        <w:rPr>
+          <w:rFonts w:ascii="Times New Roman" w:eastAsia="宋体" w:hAnsi="Times New Roman" w:cs="Times New Roman"/>
+        </w:rPr>
+        <w:t>,2024,20(28):</w:t>
+      </w:r>
+      <w:proofErr w:type="gramStart"/>
+      <w:r>
+        <w:rPr>
+          <w:rFonts w:ascii="Times New Roman" w:eastAsia="宋体" w:hAnsi="Times New Roman" w:cs="Times New Roman"/>
+        </w:rPr>
+        <w:t>20-22.DOI:10.14004/j.cnki.ckt</w:t>
+      </w:r>
+      <w:proofErr w:type="gramEnd"/>
+      <w:r>
+        <w:rPr>
+          <w:rFonts w:ascii="Times New Roman" w:eastAsia="宋体" w:hAnsi="Times New Roman" w:cs="Times New Roman"/>
+        </w:rPr>
+        <w:t>.2024.1500.</w:t>
+      </w:r>
+    </w:p>
+    <w:p>
+      <w:pPr>
+        <w:pStyle w:val="a9"/>
+        <w:numPr>
+          <w:ilvl w:val="0"/>
+          <w:numId w:val="1"/>
+        </w:numPr>
+        <w:spacing w:after="160" w:line="278" w:lineRule="auto"/>
+        <w:contextualSpacing w:val="0"/>
+        <w:jc w:val="left"/>
+        <w:rPr>
+          <w:rFonts w:ascii="Times New Roman" w:eastAsia="宋体" w:hAnsi="Times New Roman" w:cs="Times New Roman"/>
+        </w:rPr>
+      </w:pPr>
+      <w:r>
+        <w:rPr>
+          <w:rFonts w:ascii="Times New Roman" w:eastAsia="宋体" w:hAnsi="Times New Roman" w:cs="Times New Roman"/>
+        </w:rPr>
+        <w:t>文多</w:t>
+      </w:r>
+      <w:r>
+        <w:rPr>
+          <w:rFonts w:ascii="Times New Roman" w:eastAsia="宋体" w:hAnsi="Times New Roman" w:cs="Times New Roman"/>
+        </w:rPr>
+        <w:t>.</w:t>
+      </w:r>
+      <w:r>
+        <w:rPr>
+          <w:rFonts w:ascii="Times New Roman" w:eastAsia="宋体" w:hAnsi="Times New Roman" w:cs="Times New Roman"/>
+        </w:rPr>
+        <w:t>面向</w:t>
+      </w:r>
+      <w:r>
+        <w:rPr>
+          <w:rFonts w:ascii="Times New Roman" w:eastAsia="宋体" w:hAnsi="Times New Roman" w:cs="Times New Roman"/>
+        </w:rPr>
+        <w:t>Z</w:t>
+      </w:r>
+      <w:r>
+        <w:rPr>
+          <w:rFonts w:ascii="Times New Roman" w:eastAsia="宋体" w:hAnsi="Times New Roman" w:cs="Times New Roman"/>
+        </w:rPr>
+        <w:t>世代青年人的宠物机器人情感化设计研究</w:t>
+      </w:r>
+      <w:r>
+        <w:rPr>
+          <w:rFonts w:ascii="Times New Roman" w:eastAsia="宋体" w:hAnsi="Times New Roman" w:cs="Times New Roman"/>
+        </w:rPr>
+        <w:t>[D].</w:t>
+      </w:r>
+      <w:r>
+        <w:rPr>
+          <w:rFonts w:ascii="Times New Roman" w:eastAsia="宋体" w:hAnsi="Times New Roman" w:cs="Times New Roman"/>
+        </w:rPr>
+        <w:t>江西财经大学</w:t>
+      </w:r>
+      <w:r>
+        <w:rPr>
+          <w:rFonts w:ascii="Times New Roman" w:eastAsia="宋体" w:hAnsi="Times New Roman" w:cs="Times New Roman"/>
+        </w:rPr>
+        <w:t>,2024.</w:t>
+      </w:r>
+      <w:proofErr w:type="gramStart"/>
+      <w:r>
+        <w:rPr>
+          <w:rFonts w:ascii="Times New Roman" w:eastAsia="宋体" w:hAnsi="Times New Roman" w:cs="Times New Roman"/>
+        </w:rPr>
+        <w:t>DOI:10.27175/d.cnki.gjxcu</w:t>
+      </w:r>
+      <w:proofErr w:type="gramEnd"/>
+      <w:r>
+        <w:rPr>
+          <w:rFonts w:ascii="Times New Roman" w:eastAsia="宋体" w:hAnsi="Times New Roman" w:cs="Times New Roman"/>
+        </w:rPr>
+        <w:t xml:space="preserve">.2024.001600. </w:t>
+      </w:r>
+    </w:p>
+    <w:p>
+      <w:pPr>
+        <w:pStyle w:val="a9"/>
+        <w:numPr>
+          <w:ilvl w:val="0"/>
+          <w:numId w:val="1"/>
+        </w:numPr>
+        <w:spacing w:after="160" w:line="278" w:lineRule="auto"/>
+        <w:contextualSpacing w:val="0"/>
+        <w:jc w:val="left"/>
+        <w:rPr>
+          <w:rFonts w:ascii="Times New Roman" w:eastAsia="宋体" w:hAnsi="Times New Roman" w:cs="Times New Roman"/>
+        </w:rPr>
+      </w:pPr>
+      <w:r>
+        <w:rPr>
+          <w:rFonts w:ascii="Times New Roman" w:eastAsia="宋体" w:hAnsi="Times New Roman" w:cs="Times New Roman"/>
+        </w:rPr>
+        <w:t>刘冰</w:t>
+      </w:r>
+      <w:r>
+        <w:rPr>
+          <w:rFonts w:ascii="Times New Roman" w:eastAsia="宋体" w:hAnsi="Times New Roman" w:cs="Times New Roman"/>
+        </w:rPr>
+        <w:t>.</w:t>
+      </w:r>
+      <w:r>
+        <w:rPr>
+          <w:rFonts w:ascii="Times New Roman" w:eastAsia="宋体" w:hAnsi="Times New Roman" w:cs="Times New Roman"/>
+        </w:rPr>
+        <w:t>多模态互动宠物机器人的研究与设计</w:t>
+      </w:r>
+      <w:r>
+        <w:rPr>
+          <w:rFonts w:ascii="Times New Roman" w:eastAsia="宋体" w:hAnsi="Times New Roman" w:cs="Times New Roman"/>
+        </w:rPr>
+        <w:t>[D].</w:t>
+      </w:r>
+      <w:r>
+        <w:rPr>
+          <w:rFonts w:ascii="Times New Roman" w:eastAsia="宋体" w:hAnsi="Times New Roman" w:cs="Times New Roman"/>
+        </w:rPr>
+        <w:t>重庆理工大学</w:t>
+      </w:r>
+      <w:r>
+        <w:rPr>
+          <w:rFonts w:ascii="Times New Roman" w:eastAsia="宋体" w:hAnsi="Times New Roman" w:cs="Times New Roman"/>
+        </w:rPr>
+        <w:t>,2024.</w:t>
+      </w:r>
+      <w:proofErr w:type="gramStart"/>
+      <w:r>
+        <w:rPr>
+          <w:rFonts w:ascii="Times New Roman" w:eastAsia="宋体" w:hAnsi="Times New Roman" w:cs="Times New Roman"/>
+        </w:rPr>
+        <w:t>DOI:10.27753/d.cnki.gcqgx</w:t>
+      </w:r>
+      <w:proofErr w:type="gramEnd"/>
+      <w:r>
+        <w:rPr>
+          <w:rFonts w:ascii="Times New Roman" w:eastAsia="宋体" w:hAnsi="Times New Roman" w:cs="Times New Roman"/>
+        </w:rPr>
+        <w:t xml:space="preserve">.2024.000921. </w:t>
+      </w:r>
+    </w:p>
+    <w:p>
+      <w:pPr>
+        <w:pStyle w:val="a9"/>
+        <w:numPr>
+          <w:ilvl w:val="0"/>
+          <w:numId w:val="1"/>
+        </w:numPr>
+        <w:spacing w:after="160" w:line="278" w:lineRule="auto"/>
+        <w:contextualSpacing w:val="0"/>
+        <w:jc w:val="left"/>
+        <w:rPr>
+          <w:rFonts w:ascii="Times New Roman" w:eastAsia="宋体" w:hAnsi="Times New Roman" w:cs="Times New Roman"/>
+        </w:rPr>
+      </w:pPr>
+      <w:r>
+        <w:rPr>
+          <w:rFonts w:ascii="Times New Roman" w:eastAsia="宋体" w:hAnsi="Times New Roman" w:cs="Times New Roman"/>
+        </w:rPr>
+        <w:t>张晨亮</w:t>
+      </w:r>
+      <w:r>
+        <w:rPr>
+          <w:rFonts w:ascii="Times New Roman" w:eastAsia="宋体" w:hAnsi="Times New Roman" w:cs="Times New Roman"/>
+        </w:rPr>
+        <w:t>,</w:t>
+      </w:r>
+      <w:proofErr w:type="gramStart"/>
+      <w:r>
+        <w:rPr>
+          <w:rFonts w:ascii="Times New Roman" w:eastAsia="宋体" w:hAnsi="Times New Roman" w:cs="Times New Roman"/>
+        </w:rPr>
+        <w:t>张亚周</w:t>
+      </w:r>
+      <w:proofErr w:type="gramEnd"/>
+      <w:r>
+        <w:rPr>
+          <w:rFonts w:ascii="Times New Roman" w:eastAsia="宋体" w:hAnsi="Times New Roman" w:cs="Times New Roman"/>
+        </w:rPr>
+        <w:t xml:space="preserve">. </w:t>
+      </w:r>
+      <w:r>
+        <w:rPr>
+          <w:rFonts w:ascii="Times New Roman" w:eastAsia="宋体" w:hAnsi="Times New Roman" w:cs="Times New Roman"/>
+        </w:rPr>
+        <w:t>基于机器视觉的小车跟随行驶系统设计</w:t>
+      </w:r>
+      <w:r>
+        <w:rPr>
+          <w:rFonts w:ascii="Times New Roman" w:eastAsia="宋体" w:hAnsi="Times New Roman" w:cs="Times New Roman"/>
+        </w:rPr>
+        <w:t>[J].</w:t>
+      </w:r>
+      <w:r>
+        <w:rPr>
+          <w:rFonts w:ascii="Times New Roman" w:eastAsia="宋体" w:hAnsi="Times New Roman" w:cs="Times New Roman"/>
+        </w:rPr>
+        <w:t>物联网技术</w:t>
+      </w:r>
+      <w:r>
+        <w:rPr>
+          <w:rFonts w:ascii="Times New Roman" w:eastAsia="宋体" w:hAnsi="Times New Roman" w:cs="Times New Roman"/>
+        </w:rPr>
+        <w:t>,2024,14(03):118-119+</w:t>
+      </w:r>
+      <w:proofErr w:type="gramStart"/>
+      <w:r>
+        <w:rPr>
+          <w:rFonts w:ascii="Times New Roman" w:eastAsia="宋体" w:hAnsi="Times New Roman" w:cs="Times New Roman"/>
+        </w:rPr>
+        <w:t>122.DOI:10.16667/j.issn</w:t>
+      </w:r>
+      <w:proofErr w:type="gramEnd"/>
+      <w:r>
+        <w:rPr>
+          <w:rFonts w:ascii="Times New Roman" w:eastAsia="宋体" w:hAnsi="Times New Roman" w:cs="Times New Roman"/>
+        </w:rPr>
+        <w:t>.2095-1302.2024.03.028.</w:t>
+      </w:r>
+    </w:p>
+    <w:p>
+      <w:pPr>
+        <w:pStyle w:val="a9"/>
+        <w:numPr>
+          <w:ilvl w:val="0"/>
+          <w:numId w:val="1"/>
+        </w:numPr>
+        <w:spacing w:after="160" w:line="278" w:lineRule="auto"/>
+        <w:contextualSpacing w:val="0"/>
+        <w:jc w:val="left"/>
+        <w:rPr>
+          <w:rFonts w:ascii="Times New Roman" w:eastAsia="宋体" w:hAnsi="Times New Roman" w:cs="Times New Roman"/>
+        </w:rPr>
+      </w:pPr>
+      <w:proofErr w:type="gramStart"/>
+      <w:r>
+        <w:rPr>
+          <w:rFonts w:ascii="Times New Roman" w:eastAsia="宋体" w:hAnsi="Times New Roman" w:cs="Times New Roman"/>
+        </w:rPr>
+        <w:t>张寒钧</w:t>
+      </w:r>
+      <w:proofErr w:type="gramEnd"/>
+      <w:r>
+        <w:rPr>
+          <w:rFonts w:ascii="Times New Roman" w:eastAsia="宋体" w:hAnsi="Times New Roman" w:cs="Times New Roman"/>
+        </w:rPr>
+        <w:t xml:space="preserve">. </w:t>
+      </w:r>
+      <w:r>
+        <w:rPr>
+          <w:rFonts w:ascii="Times New Roman" w:eastAsia="宋体" w:hAnsi="Times New Roman" w:cs="Times New Roman"/>
+        </w:rPr>
+        <w:t>家养宠物陪伴机器人设计研究</w:t>
+      </w:r>
+      <w:r>
+        <w:rPr>
+          <w:rFonts w:ascii="Times New Roman" w:eastAsia="宋体" w:hAnsi="Times New Roman" w:cs="Times New Roman"/>
+        </w:rPr>
+        <w:t>[J].</w:t>
+      </w:r>
+      <w:r>
+        <w:rPr>
+          <w:rFonts w:ascii="Times New Roman" w:eastAsia="宋体" w:hAnsi="Times New Roman" w:cs="Times New Roman"/>
+        </w:rPr>
+        <w:t>玩具世界</w:t>
+      </w:r>
+      <w:r>
+        <w:rPr>
+          <w:rFonts w:ascii="Times New Roman" w:eastAsia="宋体" w:hAnsi="Times New Roman" w:cs="Times New Roman"/>
+        </w:rPr>
+        <w:t>,2024,(02):23-25.</w:t>
+      </w:r>
+    </w:p>
+    <w:p>
+      <w:pPr>
+        <w:pStyle w:val="a9"/>
+        <w:numPr>
+          <w:ilvl w:val="0"/>
+          <w:numId w:val="1"/>
+        </w:numPr>
+        <w:spacing w:after="160" w:line="278" w:lineRule="auto"/>
+        <w:contextualSpacing w:val="0"/>
+        <w:jc w:val="left"/>
+        <w:rPr>
+          <w:rFonts w:ascii="Times New Roman" w:eastAsia="宋体" w:hAnsi="Times New Roman" w:cs="Times New Roman"/>
+        </w:rPr>
+      </w:pPr>
+      <w:r>
+        <w:rPr>
+          <w:rFonts w:ascii="Times New Roman" w:eastAsia="宋体" w:hAnsi="Times New Roman" w:cs="Times New Roman"/>
+        </w:rPr>
+        <w:t>乔平</w:t>
+      </w:r>
+      <w:r>
+        <w:rPr>
+          <w:rFonts w:ascii="Times New Roman" w:eastAsia="宋体" w:hAnsi="Times New Roman" w:cs="Times New Roman"/>
+        </w:rPr>
+        <w:t>,</w:t>
+      </w:r>
+      <w:r>
+        <w:rPr>
+          <w:rFonts w:ascii="Times New Roman" w:eastAsia="宋体" w:hAnsi="Times New Roman" w:cs="Times New Roman"/>
+        </w:rPr>
+        <w:t>乔有田</w:t>
+      </w:r>
+      <w:r>
+        <w:rPr>
+          <w:rFonts w:ascii="Times New Roman" w:eastAsia="宋体" w:hAnsi="Times New Roman" w:cs="Times New Roman"/>
+        </w:rPr>
+        <w:t xml:space="preserve">. </w:t>
+      </w:r>
+      <w:r>
+        <w:rPr>
+          <w:rFonts w:ascii="Times New Roman" w:eastAsia="宋体" w:hAnsi="Times New Roman" w:cs="Times New Roman"/>
+        </w:rPr>
+        <w:t>基于机器视觉的智能小车设计</w:t>
+      </w:r>
+      <w:r>
+        <w:rPr>
+          <w:rFonts w:ascii="Times New Roman" w:eastAsia="宋体" w:hAnsi="Times New Roman" w:cs="Times New Roman"/>
+        </w:rPr>
+        <w:t>[J].</w:t>
+      </w:r>
+      <w:r>
+        <w:rPr>
+          <w:rFonts w:ascii="Times New Roman" w:eastAsia="宋体" w:hAnsi="Times New Roman" w:cs="Times New Roman"/>
+        </w:rPr>
+        <w:t>电子技术</w:t>
+      </w:r>
+      <w:r>
+        <w:rPr>
+          <w:rFonts w:ascii="Times New Roman" w:eastAsia="宋体" w:hAnsi="Times New Roman" w:cs="Times New Roman"/>
+        </w:rPr>
+        <w:t>,2022,51(12):6-8.</w:t>
+      </w:r>
+    </w:p>
+    <w:p>
+      <w:pPr>
+        <w:pStyle w:val="a9"/>
+        <w:numPr>
+          <w:ilvl w:val="0"/>
+          <w:numId w:val="1"/>
+        </w:numPr>
+        <w:spacing w:after="160" w:line="278" w:lineRule="auto"/>
+        <w:contextualSpacing w:val="0"/>
+        <w:jc w:val="left"/>
+        <w:rPr>
+          <w:rFonts w:ascii="Times New Roman" w:eastAsia="宋体" w:hAnsi="Times New Roman" w:cs="Times New Roman"/>
+        </w:rPr>
+      </w:pPr>
+      <w:r>
+        <w:rPr>
+          <w:rFonts w:ascii="Times New Roman" w:eastAsia="宋体" w:hAnsi="Times New Roman" w:cs="Times New Roman"/>
+        </w:rPr>
+        <w:t>欧寒芝</w:t>
+      </w:r>
+      <w:r>
+        <w:rPr>
+          <w:rFonts w:ascii="Times New Roman" w:eastAsia="宋体" w:hAnsi="Times New Roman" w:cs="Times New Roman"/>
+        </w:rPr>
+        <w:t>,</w:t>
+      </w:r>
+      <w:r>
+        <w:rPr>
+          <w:rFonts w:ascii="Times New Roman" w:eastAsia="宋体" w:hAnsi="Times New Roman" w:cs="Times New Roman"/>
+        </w:rPr>
+        <w:t>匡盈霏</w:t>
+      </w:r>
+      <w:r>
+        <w:rPr>
+          <w:rFonts w:ascii="Times New Roman" w:eastAsia="宋体" w:hAnsi="Times New Roman" w:cs="Times New Roman"/>
+        </w:rPr>
+        <w:t>,</w:t>
+      </w:r>
+      <w:r>
+        <w:rPr>
+          <w:rFonts w:ascii="Times New Roman" w:eastAsia="宋体" w:hAnsi="Times New Roman" w:cs="Times New Roman"/>
+        </w:rPr>
+        <w:t>丁慧玉</w:t>
+      </w:r>
+      <w:r>
+        <w:rPr>
+          <w:rFonts w:ascii="Times New Roman" w:eastAsia="宋体" w:hAnsi="Times New Roman" w:cs="Times New Roman"/>
+        </w:rPr>
+        <w:t>,</w:t>
+      </w:r>
+      <w:r>
+        <w:rPr>
+          <w:rFonts w:ascii="Times New Roman" w:eastAsia="宋体" w:hAnsi="Times New Roman" w:cs="Times New Roman"/>
+        </w:rPr>
+        <w:t>等</w:t>
+      </w:r>
+      <w:r>
+        <w:rPr>
+          <w:rFonts w:ascii="Times New Roman" w:eastAsia="宋体" w:hAnsi="Times New Roman" w:cs="Times New Roman"/>
+        </w:rPr>
+        <w:t xml:space="preserve">. </w:t>
+      </w:r>
+      <w:r>
+        <w:rPr>
+          <w:rFonts w:ascii="Times New Roman" w:eastAsia="宋体" w:hAnsi="Times New Roman" w:cs="Times New Roman"/>
+        </w:rPr>
+        <w:t>一种机器视觉巡线避障小车的设计</w:t>
+      </w:r>
+      <w:r>
+        <w:rPr>
+          <w:rFonts w:ascii="Times New Roman" w:eastAsia="宋体" w:hAnsi="Times New Roman" w:cs="Times New Roman"/>
+        </w:rPr>
+        <w:t>[J].</w:t>
+      </w:r>
+      <w:r>
+        <w:rPr>
+          <w:rFonts w:ascii="Times New Roman" w:eastAsia="宋体" w:hAnsi="Times New Roman" w:cs="Times New Roman"/>
+        </w:rPr>
+        <w:t>电脑与信息技术</w:t>
+      </w:r>
+      <w:r>
+        <w:rPr>
+          <w:rFonts w:ascii="Times New Roman" w:eastAsia="宋体" w:hAnsi="Times New Roman" w:cs="Times New Roman"/>
+        </w:rPr>
+        <w:t>,2022,30(02):</w:t>
+      </w:r>
+      <w:proofErr w:type="gramStart"/>
+      <w:r>
+        <w:rPr>
+          <w:rFonts w:ascii="Times New Roman" w:eastAsia="宋体" w:hAnsi="Times New Roman" w:cs="Times New Roman"/>
+        </w:rPr>
+        <w:t>13-17.DOI:10.19414/j.cnki</w:t>
+      </w:r>
+      <w:proofErr w:type="gramEnd"/>
+      <w:r>
+        <w:rPr>
+          <w:rFonts w:ascii="Times New Roman" w:eastAsia="宋体" w:hAnsi="Times New Roman" w:cs="Times New Roman"/>
+        </w:rPr>
+        <w:t>.1005-1228.2022.02.023.</w:t>
+      </w:r>
+    </w:p>
+    <w:p>
+      <w:pPr>
+        <w:pStyle w:val="a9"/>
+        <w:numPr>
+          <w:ilvl w:val="0"/>
+          <w:numId w:val="1"/>
+        </w:numPr>
+        <w:spacing w:after="160" w:line="278" w:lineRule="auto"/>
+        <w:contextualSpacing w:val="0"/>
+        <w:jc w:val="left"/>
+        <w:rPr>
+          <w:rFonts w:ascii="Times New Roman" w:eastAsia="宋体" w:hAnsi="Times New Roman" w:cs="Times New Roman"/>
+        </w:rPr>
+      </w:pPr>
+      <w:r>
+        <w:rPr>
+          <w:rFonts w:ascii="Times New Roman" w:eastAsia="宋体" w:hAnsi="Times New Roman" w:cs="Times New Roman"/>
+        </w:rPr>
+        <w:t xml:space="preserve">CHOUDHARI M, BAGYAVEERESWARAN V, ANITHA R, et al. A distributed rapidly exploring random tree (D-RRT) algorithm for path planning of </w:t>
+      </w:r>
+      <w:proofErr w:type="spellStart"/>
+      <w:r>
+        <w:rPr>
+          <w:rFonts w:ascii="Times New Roman" w:eastAsia="宋体" w:hAnsi="Times New Roman" w:cs="Times New Roman"/>
+        </w:rPr>
+        <w:t>self maneuvering</w:t>
+      </w:r>
+      <w:proofErr w:type="spellEnd"/>
+      <w:r>
+        <w:rPr>
+          <w:rFonts w:ascii="Times New Roman" w:eastAsia="宋体" w:hAnsi="Times New Roman" w:cs="Times New Roman"/>
+        </w:rPr>
+        <w:t xml:space="preserve"> robots in domestic environments[J]. Engineering Research Express, 2026, 8(6): 065316. DOI:10.1088/2631-8695/AE50D5.</w:t>
+      </w:r>
+    </w:p>
+    <w:p>
+      <w:pPr>
+        <w:pStyle w:val="a9"/>
+        <w:numPr>
+          <w:ilvl w:val="0"/>
+          <w:numId w:val="1"/>
+        </w:numPr>
+        <w:spacing w:after="160" w:line="278" w:lineRule="auto"/>
+        <w:contextualSpacing w:val="0"/>
+        <w:jc w:val="left"/>
+        <w:rPr>
+          <w:rFonts w:ascii="Times New Roman" w:eastAsia="宋体" w:hAnsi="Times New Roman" w:cs="Times New Roman"/>
+        </w:rPr>
+      </w:pPr>
+      <w:r>
+        <w:rPr>
+          <w:rFonts w:ascii="Times New Roman" w:eastAsia="宋体" w:hAnsi="Times New Roman" w:cs="Times New Roman"/>
+        </w:rPr>
+        <w:t>ZHOU Y X, DING J R, LI C Y, et al. Analysis of the Pet Companion Robot Market[C]//3rd International Conference on Business and Policy Studies 2024., 2024. DOI:10.54254/2754-1169/106/20241679.</w:t>
+      </w:r>
+    </w:p>
+    <w:p>
+      <w:pPr>
+        <w:pStyle w:val="a9"/>
+        <w:numPr>
+          <w:ilvl w:val="0"/>
+          <w:numId w:val="1"/>
+        </w:numPr>
+        <w:spacing w:after="160" w:line="278" w:lineRule="auto"/>
+        <w:contextualSpacing w:val="0"/>
+        <w:jc w:val="left"/>
+        <w:rPr>
+          <w:rFonts w:ascii="Times New Roman" w:eastAsia="宋体" w:hAnsi="Times New Roman" w:cs="Times New Roman" w:hint="eastAsia"/>
+        </w:rPr>
+      </w:pPr>
+      <w:r>
+        <w:rPr>
+          <w:rFonts w:ascii="Times New Roman" w:eastAsia="宋体" w:hAnsi="Times New Roman" w:cs="Times New Roman"/>
+        </w:rPr>
+        <w:lastRenderedPageBreak/>
+        <w:t xml:space="preserve">PARK S, LEE S. A stochastic game </w:t>
+      </w:r>
+      <w:proofErr w:type="gramStart"/>
+      <w:r>
+        <w:rPr>
+          <w:rFonts w:ascii="Times New Roman" w:eastAsia="宋体" w:hAnsi="Times New Roman" w:cs="Times New Roman"/>
+        </w:rPr>
+        <w:t>theory based</w:t>
+      </w:r>
+      <w:proofErr w:type="gramEnd"/>
+      <w:r>
+        <w:rPr>
+          <w:rFonts w:ascii="Times New Roman" w:eastAsia="宋体" w:hAnsi="Times New Roman" w:cs="Times New Roman"/>
+        </w:rPr>
+        <w:t xml:space="preserve"> energy-efficient device-to-device communication optimization for autonomous mobile robots over industrial IoT networks[J</w:t>
+      </w:r>
+      <w:proofErr w:type="gramStart"/>
+      <w:r>
+        <w:rPr>
+          <w:rFonts w:ascii="Times New Roman" w:eastAsia="宋体" w:hAnsi="Times New Roman" w:cs="Times New Roman"/>
+        </w:rPr>
+        <w:t>].Computer</w:t>
+      </w:r>
+      <w:proofErr w:type="gramEnd"/>
+      <w:r>
+        <w:rPr>
+          <w:rFonts w:ascii="Times New Roman" w:eastAsia="宋体" w:hAnsi="Times New Roman" w:cs="Times New Roman"/>
+        </w:rPr>
+        <w:t xml:space="preserve"> Networks, 2026, 274: 111864. </w:t>
+      </w:r>
+      <w:proofErr w:type="gramStart"/>
+      <w:r>
+        <w:rPr>
+          <w:rFonts w:ascii="Times New Roman" w:eastAsia="宋体" w:hAnsi="Times New Roman" w:cs="Times New Roman"/>
+        </w:rPr>
+        <w:t>DOI:10.1016/J.COMNET</w:t>
+      </w:r>
+      <w:proofErr w:type="gramEnd"/>
+      <w:r>
+        <w:rPr>
+          <w:rFonts w:ascii="Times New Roman" w:eastAsia="宋体" w:hAnsi="Times New Roman" w:cs="Times New Roman"/>
+        </w:rPr>
+        <w:t>.2025.111864.</w:t>
+      </w:r>
+    </w:p>
     <w:p/>
     <w:sectPr>
       <w:pgSz w:w="11906" w:h="16838"/>
@@ -756,6 +2353,103 @@
     </w:p>
   </w:footnote>
 </w:footnotes>
+</file>
+
+<file path=word/numbering.xml><?xml version="1.0" encoding="utf-8"?>
+<w:numbering xmlns:wpc="http://schemas.microsoft.com/office/word/2010/wordprocessingCanvas" xmlns:cx="http://schemas.microsoft.com/office/drawing/2014/chartex" xmlns:cx1="http://schemas.microsoft.com/office/drawing/2015/9/8/chartex" xmlns:cx2="http://schemas.microsoft.com/office/drawing/2015/10/21/chartex" xmlns:cx3="http://schemas.microsoft.com/office/drawing/2016/5/9/chartex" xmlns:cx4="http://schemas.microsoft.com/office/drawing/2016/5/10/chartex" xmlns:cx5="http://schemas.microsoft.com/office/drawing/2016/5/11/chartex" xmlns:cx6="http://schemas.microsoft.com/office/drawing/2016/5/12/chartex" xmlns:cx7="http://schemas.microsoft.com/office/drawing/2016/5/13/chartex" xmlns:cx8="http://schemas.microsoft.com/office/drawing/2016/5/14/chartex" xmlns:mc="http://schemas.openxmlformats.org/markup-compatibility/2006" xmlns:aink="http://schemas.microsoft.com/office/drawing/2016/ink" xmlns:am3d="http://schemas.microsoft.com/office/drawing/2017/model3d" xmlns:o="urn:schemas-microsoft-com:office:office" xmlns:oel="http://schemas.microsoft.com/office/2019/extlst" xmlns:r="http://schemas.openxmlformats.org/officeDocument/2006/relationships" xmlns:m="http://schemas.openxmlformats.org/officeDocument/2006/math" xmlns:v="urn:schemas-microsoft-com:vml" xmlns:wp14="http://schemas.microsoft.com/office/word/2010/wordprocessingDrawing" xmlns:wp="http://schemas.openxmlformats.org/drawingml/2006/wordprocessingDrawing" xmlns:w10="urn:schemas-microsoft-com:office:word" xmlns:w="http://schemas.openxmlformats.org/wordprocessingml/2006/main" xmlns:w14="http://schemas.microsoft.com/office/word/2010/wordml" xmlns:w15="http://schemas.microsoft.com/office/word/2012/wordml" xmlns:w16cex="http://schemas.microsoft.com/office/word/2018/wordml/cex" xmlns:w16cid="http://schemas.microsoft.com/office/word/2016/wordml/cid" xmlns:w16="http://schemas.microsoft.com/office/word/2018/wordml" xmlns:w16du="http://schemas.microsoft.com/office/word/2023/wordml/word16du" xmlns:w16sdtdh="http://schemas.microsoft.com/office/word/2020/wordml/sdtdatahash" xmlns:w16sdtfl="http://schemas.microsoft.com/office/word/2024/wordml/sdtformatlock" xmlns:w16se="http://schemas.microsoft.com/office/word/2015/wordml/symex" xmlns:wpg="http://schemas.microsoft.com/office/word/2010/wordprocessingGroup" xmlns:wpi="http://schemas.microsoft.com/office/word/2010/wordprocessingInk" xmlns:wne="http://schemas.microsoft.com/office/word/2006/wordml" xmlns:wps="http://schemas.microsoft.com/office/word/2010/wordprocessingShape" mc:Ignorable="w14 w15 w16se w16cid w16 w16cex w16sdtdh w16sdtfl w16du wp14">
+  <w:abstractNum w:abstractNumId="0" w15:restartNumberingAfterBreak="0">
+    <w:nsid w:val="64950428"/>
+    <w:multiLevelType w:val="hybridMultilevel"/>
+    <w:tmpl w:val="49001B0A"/>
+    <w:lvl w:ilvl="0" w:tplc="AA6A1472">
+      <w:start w:val="1"/>
+      <w:numFmt w:val="decimal"/>
+      <w:lvlText w:val="[%1]"/>
+      <w:lvlJc w:val="left"/>
+      <w:pPr>
+        <w:ind w:left="440" w:hanging="440"/>
+      </w:pPr>
+      <w:rPr>
+        <w:rFonts w:hint="eastAsia"/>
+      </w:rPr>
+    </w:lvl>
+    <w:lvl w:ilvl="1" w:tplc="04090019" w:tentative="1">
+      <w:start w:val="1"/>
+      <w:numFmt w:val="lowerLetter"/>
+      <w:lvlText w:val="%2)"/>
+      <w:lvlJc w:val="left"/>
+      <w:pPr>
+        <w:ind w:left="880" w:hanging="440"/>
+      </w:pPr>
+    </w:lvl>
+    <w:lvl w:ilvl="2" w:tplc="0409001B" w:tentative="1">
+      <w:start w:val="1"/>
+      <w:numFmt w:val="lowerRoman"/>
+      <w:lvlText w:val="%3."/>
+      <w:lvlJc w:val="right"/>
+      <w:pPr>
+        <w:ind w:left="1320" w:hanging="440"/>
+      </w:pPr>
+    </w:lvl>
+    <w:lvl w:ilvl="3" w:tplc="0409000F" w:tentative="1">
+      <w:start w:val="1"/>
+      <w:numFmt w:val="decimal"/>
+      <w:lvlText w:val="%4."/>
+      <w:lvlJc w:val="left"/>
+      <w:pPr>
+        <w:ind w:left="1760" w:hanging="440"/>
+      </w:pPr>
+    </w:lvl>
+    <w:lvl w:ilvl="4" w:tplc="04090019" w:tentative="1">
+      <w:start w:val="1"/>
+      <w:numFmt w:val="lowerLetter"/>
+      <w:lvlText w:val="%5)"/>
+      <w:lvlJc w:val="left"/>
+      <w:pPr>
+        <w:ind w:left="2200" w:hanging="440"/>
+      </w:pPr>
+    </w:lvl>
+    <w:lvl w:ilvl="5" w:tplc="0409001B" w:tentative="1">
+      <w:start w:val="1"/>
+      <w:numFmt w:val="lowerRoman"/>
+      <w:lvlText w:val="%6."/>
+      <w:lvlJc w:val="right"/>
+      <w:pPr>
+        <w:ind w:left="2640" w:hanging="440"/>
+      </w:pPr>
+    </w:lvl>
+    <w:lvl w:ilvl="6" w:tplc="0409000F" w:tentative="1">
+      <w:start w:val="1"/>
+      <w:numFmt w:val="decimal"/>
+      <w:lvlText w:val="%7."/>
+      <w:lvlJc w:val="left"/>
+      <w:pPr>
+        <w:ind w:left="3080" w:hanging="440"/>
+      </w:pPr>
+    </w:lvl>
+    <w:lvl w:ilvl="7" w:tplc="04090019" w:tentative="1">
+      <w:start w:val="1"/>
+      <w:numFmt w:val="lowerLetter"/>
+      <w:lvlText w:val="%8)"/>
+      <w:lvlJc w:val="left"/>
+      <w:pPr>
+        <w:ind w:left="3520" w:hanging="440"/>
+      </w:pPr>
+    </w:lvl>
+    <w:lvl w:ilvl="8" w:tplc="0409001B" w:tentative="1">
+      <w:start w:val="1"/>
+      <w:numFmt w:val="lowerRoman"/>
+      <w:lvlText w:val="%9."/>
+      <w:lvlJc w:val="right"/>
+      <w:pPr>
+        <w:ind w:left="3960" w:hanging="440"/>
+      </w:pPr>
+    </w:lvl>
+  </w:abstractNum>
+  <w:num w:numId="1" w16cid:durableId="1234853212">
+    <w:abstractNumId w:val="0"/>
+  </w:num>
+</w:numbering>
 </file>
 
 <file path=word/styles.xml><?xml version="1.0" encoding="utf-8"?>
@@ -953,7 +2647,7 @@
     <w:lsdException w:name="Medium Shading 2 Accent 1" w:uiPriority="64"/>
     <w:lsdException w:name="Medium List 1 Accent 1" w:uiPriority="65"/>
     <w:lsdException w:name="Revision" w:semiHidden="1"/>
-    <w:lsdException w:name="List Paragraph" w:uiPriority="34" w:qFormat="1"/>
+    <w:lsdException w:name="List Paragraph" w:qFormat="1"/>
     <w:lsdException w:name="Quote" w:uiPriority="29" w:qFormat="1"/>
     <w:lsdException w:name="Intense Quote" w:uiPriority="30" w:qFormat="1"/>
     <w:lsdException w:name="Medium List 2 Accent 1" w:uiPriority="66"/>
@@ -1384,6 +3078,7 @@
   <w:style w:type="character" w:default="1" w:styleId="a0">
     <w:name w:val="Default Paragraph Font"/>
     <w:uiPriority w:val="1"/>
+    <w:semiHidden/>
     <w:unhideWhenUsed/>
   </w:style>
   <w:style w:type="table" w:default="1" w:styleId="a1">
@@ -1635,7 +3330,7 @@
   <w:style w:type="paragraph" w:styleId="a9">
     <w:name w:val="List Paragraph"/>
     <w:basedOn w:val="a"/>
-    <w:uiPriority w:val="34"/>
+    <w:uiPriority w:val="99"/>
     <w:qFormat/>
     <w:rsid w:val="00546156"/>
     <w:pPr>
@@ -1787,6 +3482,42 @@
       <w:rFonts w:asciiTheme="majorHAnsi" w:eastAsia="黑体" w:hAnsiTheme="majorHAnsi" w:cstheme="majorBidi"/>
       <w:sz w:val="20"/>
       <w:szCs w:val="20"/>
+    </w:rPr>
+  </w:style>
+  <w:style w:type="paragraph" w:customStyle="1" w:styleId="21bc9c4b-6a32-43e5-beaa-fd2d792c5735">
+    <w:name w:val="21bc9c4b-6a32-43e5-beaa-fd2d792c5735"/>
+    <w:basedOn w:val="1"/>
+    <w:next w:val="a"/>
+    <w:link w:val="21bc9c4b-6a32-43e5-beaa-fd2d792c57350"/>
+    <w:rsid w:val="00686CE8"/>
+    <w:pPr>
+      <w:adjustRightInd w:val="0"/>
+      <w:spacing w:before="0" w:after="0" w:line="288" w:lineRule="auto"/>
+      <w:jc w:val="left"/>
+    </w:pPr>
+    <w:rPr>
+      <w:rFonts w:ascii="微软雅黑" w:eastAsia="微软雅黑" w:hAnsi="微软雅黑" w:cs="Arial"/>
+      <w:b/>
+      <w:bCs/>
+      <w:color w:val="000000"/>
+      <w:kern w:val="44"/>
+      <w:sz w:val="32"/>
+      <w:szCs w:val="28"/>
+    </w:rPr>
+  </w:style>
+  <w:style w:type="character" w:customStyle="1" w:styleId="21bc9c4b-6a32-43e5-beaa-fd2d792c57350">
+    <w:name w:val="21bc9c4b-6a32-43e5-beaa-fd2d792c5735 字符"/>
+    <w:basedOn w:val="a0"/>
+    <w:link w:val="21bc9c4b-6a32-43e5-beaa-fd2d792c5735"/>
+    <w:rsid w:val="00686CE8"/>
+    <w:rPr>
+      <w:rFonts w:ascii="微软雅黑" w:eastAsia="微软雅黑" w:hAnsi="微软雅黑" w:cs="Arial"/>
+      <w:b/>
+      <w:bCs/>
+      <w:color w:val="000000"/>
+      <w:kern w:val="44"/>
+      <w:sz w:val="32"/>
+      <w:szCs w:val="28"/>
     </w:rPr>
   </w:style>
 </w:styles>
